--- a/Manual/VesselPlanner-Stage-by-Stage-Tutorial.docx
+++ b/Manual/VesselPlanner-Stage-by-Stage-Tutorial.docx
@@ -19,7 +19,7 @@
         <w:jc w:val="center"/>
       </w:pPr>
       <w:r>
-        <w:t>KSP1 • VesselPlanner 0.6.30</w:t>
+        <w:t>KSP1 • VesselPlanner 0.6.33</w:t>
       </w:r>
     </w:p>
     <w:p>
@@ -2097,7 +2097,7 @@
         <w:color w:val="6E6E6E"/>
         <w:sz w:val="17"/>
       </w:rPr>
-      <w:t xml:space="preserve">VesselPlanner 0.6.30  |  Page </w:t>
+      <w:t xml:space="preserve">VesselPlanner 0.6.33  |  Page </w:t>
     </w:r>
     <w:r/>
   </w:p>

--- a/Manual/VesselPlanner-Stage-by-Stage-Tutorial.docx
+++ b/Manual/VesselPlanner-Stage-by-Stage-Tutorial.docx
@@ -19,7 +19,7 @@
         <w:jc w:val="center"/>
       </w:pPr>
       <w:r>
-        <w:t>KSP1 • VesselPlanner 0.6.33</w:t>
+        <w:t>KSP1 • VesselPlanner 0.7.43</w:t>
       </w:r>
     </w:p>
     <w:p>
@@ -28,7 +28,7 @@
         <w:jc w:val="center"/>
       </w:pPr>
       <w:r>
-        <w:t>Stage-by-Stage mode lets you design an entire vessel one stage at a time before building it in the KSP editor. VesselPlanner calculates suitable engines and tanks for each stage, carries forward the mass of stages already designed, and turns the finished plan into a practical build list.</w:t>
+        <w:t>Stage-by-Stage mode lets you design an entire vessel one stage at a time before building it in the KSP editor. Each stage is either an Engines &amp; Tanks propulsion stage or a Subassemblies stage made from one or more saved KSP subassemblies. VesselPlanner carries the complete mass of every finished upper stage into the stages below it.</w:t>
       </w:r>
     </w:p>
     <w:tbl>
@@ -227,11 +227,7 @@
           </w:tcPr>
           <w:p>
             <w:r>
-              <w:rPr>
-                <w:rFonts w:ascii="Aptos" w:hAnsi="Aptos"/>
-                <w:sz w:val="19"/>
-              </w:rPr>
-              <w:t>Define Δv, TWR, engine-count limit, cargo, decoupler mass, and bulkhead profiles.</w:t>
+              <w:t>Choose Engines &amp; Tanks or Subassemblies. For propulsion, define Δv/TWR/engine limits; for subassemblies, add saved subassemblies, counts, and per-line decouplers.</w:t>
             </w:r>
           </w:p>
         </w:tc>
@@ -345,11 +341,7 @@
           </w:tcPr>
           <w:p>
             <w:r>
-              <w:rPr>
-                <w:rFonts w:ascii="Aptos" w:hAnsi="Aptos"/>
-                <w:sz w:val="19"/>
-              </w:rPr>
-              <w:t>Select tank</w:t>
+              <w:t>Select tank set</w:t>
             </w:r>
           </w:p>
         </w:tc>
@@ -359,11 +351,7 @@
           </w:tcPr>
           <w:p>
             <w:r>
-              <w:rPr>
-                <w:rFonts w:ascii="Aptos" w:hAnsi="Aptos"/>
-                <w:sz w:val="19"/>
-              </w:rPr>
-              <w:t>Choose a compatible tank solution for the required propellant.</w:t>
+              <w:t>Choose a compatible one-, two-, or three-type tank set.</w:t>
             </w:r>
           </w:p>
         </w:tc>
@@ -639,7 +627,7 @@
     </w:p>
     <w:p>
       <w:r>
-        <w:t>Open VesselPlanner in the VAB or SPH and select Stage-by-Stage mode. The Stage-by-Stage Plan window opens with the basic plan information at the top.</w:t>
+        <w:t>Open VesselPlanner in the VAB or SPH and select Stage-by-Stage mode from the left group of mode buttons. The Stage-by-Stage Plan window opens with the basic plan information at the top.</w:t>
       </w:r>
     </w:p>
     <w:p>
@@ -662,11 +650,9 @@
         <w:rPr>
           <w:b/>
         </w:rPr>
-        <w:t xml:space="preserve">Vessel: </w:t>
+        <w:t>Vessel: The name used for the plan and saved plan file. When you select a saved Mission Planner plan, VesselPlanner automatically sets this field to the mission plan name; you can still edit it afterward.</w:t>
       </w:r>
-      <w:r>
-        <w:t>The name used for the plan and saved plan file.</w:t>
-      </w:r>
+      <w:r/>
     </w:p>
     <w:p>
       <w:pPr>
@@ -766,19 +752,94 @@
     </w:p>
     <w:p>
       <w:r>
-        <w:t>Click New Stage. The New Stage window opens. Enter the requirements VesselPlanner should use when searching for an engine and tank solution.</w:t>
+        <w:t>Click New Stage. The New Stage window opens. First choose whether this stage is Engines &amp; Tanks or Subassemblies.</w:t>
       </w:r>
     </w:p>
     <w:p>
       <w:pPr/>
       <w:r>
-        <w:t>The New Stage window opens immediately to the right of the Stage-by-Stage Plan, with the two windows top-aligned and adjacent edge-to-edge.</w:t>
+        <w:t>The New Stage window opens immediately to the right of the Stage-by-Stage Plan, with the two windows top-aligned and adjacent edge-to-edge. The New/Edit Stage window is slightly taller in both stage modes so the controls and bottom status text have additional room.</w:t>
       </w:r>
     </w:p>
     <w:p>
       <w:pPr/>
       <w:r>
         <w:t>New Stage and Edit Stage use the same 0.36 gray solid background shade as the Stage-by-Stage Plan.</w:t>
+      </w:r>
+    </w:p>
+    <w:p>
+      <w:pPr>
+        <w:pStyle w:val="Heading2"/>
+      </w:pPr>
+      <w:r>
+        <w:t>Stage Type</w:t>
+      </w:r>
+    </w:p>
+    <w:p>
+      <w:pPr/>
+      <w:r>
+        <w:t>Every newly added stage uses one of two mutually exclusive types:</w:t>
+      </w:r>
+    </w:p>
+    <w:p>
+      <w:pPr>
+        <w:pStyle w:val="ListBullet"/>
+      </w:pPr>
+      <w:r>
+        <w:t>Engines &amp; Tanks — use the normal delta-v/TWR solver, choose the booster layout if applicable, select an engine and tank set, add those parts to the plan, and click Done.</w:t>
+      </w:r>
+    </w:p>
+    <w:p>
+      <w:pPr>
+        <w:pStyle w:val="ListBullet"/>
+      </w:pPr>
+      <w:r>
+        <w:t>Subassemblies — build the stage directly from one or more saved KSP subassemblies. This mode does not open the engine/tank solver.</w:t>
+      </w:r>
+    </w:p>
+    <w:p>
+      <w:pPr>
+        <w:pStyle w:val="Heading2"/>
+      </w:pPr>
+      <w:r>
+        <w:t>Subassemblies Workflow</w:t>
+      </w:r>
+    </w:p>
+    <w:p>
+      <w:pPr/>
+      <w:r>
+        <w:t>The Subassemblies view lists saved subassemblies from the current save with their calculated wet mass. Click Add beside every subassembly that belongs in the stage.</w:t>
+      </w:r>
+    </w:p>
+    <w:p>
+      <w:pPr>
+        <w:pStyle w:val="ListBullet"/>
+      </w:pPr>
+      <w:r>
+        <w:t>Count — enter how many copies of that subassembly the stage contains. Adding the same saved subassembly again increases its count.</w:t>
+      </w:r>
+    </w:p>
+    <w:p>
+      <w:pPr>
+        <w:pStyle w:val="ListBullet"/>
+      </w:pPr>
+      <w:r>
+        <w:t>Decoupler — enable this independently for each subassembly line. If Count is 3, enabling Decoupler adds three decouplers.</w:t>
+      </w:r>
+    </w:p>
+    <w:p>
+      <w:pPr/>
+      <w:r>
+        <w:t>The decoupler reference mass is selected from the saved subassembly root part bulkhead profile(s) using GameData/VesselPlanner/decouplerMasses.cfg. The stage total includes every subassembly copy plus every selected decoupler.</w:t>
+      </w:r>
+    </w:p>
+    <w:p>
+      <w:pPr/>
+      <w:r>
+        <w:t>Click Add Stage (or Save Stage while editing) to finish a Subassemblies stage. Its completed mass is immediately available to the next lower stage. The Subassemblies New/Edit Stage window is tall enough to keep the Stage mass and Add/Save/Cancel controls visible beneath both subassembly lists. The propulsion instructions below apply when Engines &amp; Tanks is selected.</w:t>
+      </w:r>
+      <w:r>
+        <w:t xml:space="preserve"> The validation/status line also remains fully visible when no subassembly has been selected yet.</w:t>
       </w:r>
     </w:p>
     <w:p>
@@ -995,8 +1056,18 @@
     </w:tbl>
     <w:p>
       <w:pPr>
+        <w:pStyle w:val="Heading2"/>
         <w:spacing w:after="0"/>
       </w:pPr>
+      <w:r>
+        <w:t>Mission Planner Step Types</w:t>
+      </w:r>
+    </w:p>
+    <w:p>
+      <w:pPr/>
+      <w:r>
+        <w:t>Mission Planner now uses the same mutually exclusive type model as Stage-By-Stage. An Engines &amp; Tanks mission step opens an Engines &amp; Tanks stage with its delta-v and ASL/VAC basis prefilled. A Subassemblies mission step opens a Subassemblies stage with its saved subassemblies, Counts, and Decoupler settings preloaded. One mission step never mixes propulsion parts and subassemblies.</w:t>
+      </w:r>
     </w:p>
     <w:p>
       <w:pPr>
@@ -1005,12 +1076,12 @@
         <w:keepLines/>
       </w:pPr>
       <w:r>
-        <w:t>Decoupler Mass</w:t>
+        <w:t>Decoupler and Booster Layout</w:t>
       </w:r>
     </w:p>
     <w:p>
       <w:r>
-        <w:t>Enable Add decoupler mass if you want VesselPlanner to include the mass of the separator between this stage and the stage above it. Reference masses come from:</w:t>
+        <w:t>Enable Add decoupler mass if you want VesselPlanner to include the mass of the separator between this stage and the stage above it. Booster layout is stacked vertically: Side Boosters appears first, and Core burns too appears on the next line.</w:t>
       </w:r>
     </w:p>
     <w:p>
@@ -1023,12 +1094,12 @@
           <w:rFonts w:ascii="Consolas" w:hAnsi="Consolas"/>
           <w:sz w:val="19"/>
         </w:rPr>
-        <w:t>GameData/VesselPlanner/decouplerMasses.cfg</w:t>
+        <w:t>When Side Boosters is enabled, Radial decouplers appears on the following line. These booster choices are saved with the stage and shown in its summary. Radial-decoupler mass is not inferred automatically. Stage-decoupler reference masses come from GameData/VesselPlanner/decouplerMasses.cfg.</w:t>
       </w:r>
     </w:p>
     <w:p>
       <w:r>
-        <w:t>The selected bulkhead profile determines the matching reference mass. If several applicable profiles are selected, VesselPlanner uses the largest matching configured mass.</w:t>
+        <w:t>The selected bulkhead profile determines the stage-decoupler reference mass. If several applicable profiles are selected, VesselPlanner uses the largest matching configured mass.</w:t>
       </w:r>
     </w:p>
     <w:p>
@@ -1128,7 +1199,7 @@
     </w:p>
     <w:p>
       <w:r>
-        <w:t>Review the candidate engine list. Each row represents an engine and engine-count combination that satisfies the filters and performance requirements you entered.</w:t>
+        <w:t>Review the candidate engine list. Each row represents an engine and engine-count combination that satisfies the filters and performance requirements you entered. Engine names use KSP localization when a localized part title is available. Filter and Exclude both accept comma-separated terms: Filter is an OR match, while any matching Exclude term removes an engine.</w:t>
       </w:r>
     </w:p>
     <w:p>
@@ -1276,7 +1347,7 @@
     </w:p>
     <w:p>
       <w:r>
-        <w:t>After selecting an engine solution, use the Tanks pane to choose a compatible tank combination. VesselPlanner calculates how many of each tank are required to hold the propellant needed by the selected engine solution.</w:t>
+        <w:t>After selecting an engine, use the Tanks pane to choose a compatible one-, two-, or three-type tank set; every type in a set shares one KSP bulkhead profile. Tank Filter and Exclude share one row like the engine filters. Both accept comma-separated display/internal-name terms: Filter is OR matching, while any Exclude match hides the set.</w:t>
       </w:r>
     </w:p>
     <w:p>
@@ -1289,7 +1360,7 @@
         <w:pStyle w:val="ListBullet"/>
       </w:pPr>
       <w:r>
-        <w:t>Tank name</w:t>
+        <w:t>Tank set and per-type counts</w:t>
       </w:r>
     </w:p>
     <w:p>
@@ -1297,7 +1368,7 @@
         <w:pStyle w:val="ListBullet"/>
       </w:pPr>
       <w:r>
-        <w:t>Quantity</w:t>
+        <w:t>Total number of tanks</w:t>
       </w:r>
     </w:p>
     <w:p>
@@ -1305,7 +1376,7 @@
         <w:pStyle w:val="ListBullet"/>
       </w:pPr>
       <w:r>
-        <w:t>Tank dry mass</w:t>
+        <w:t>Total tank dry mass</w:t>
       </w:r>
     </w:p>
     <w:p>
@@ -1329,12 +1400,12 @@
         <w:pStyle w:val="ListBullet"/>
       </w:pPr>
       <w:r>
-        <w:t>Bulkhead profile</w:t>
+        <w:t>Shared bulkhead profile</w:t>
       </w:r>
     </w:p>
     <w:p>
       <w:r>
-        <w:t>Select the tank solution you want to associate with the stage. A tank selection is required before Add Engine &amp; Tanks can add the combined solution to the current stage.</w:t>
+        <w:t>Select the tank set for the stage. While a Stage-By-Stage stage is open, each tank-row action is labeled Add to Stage. A tank selection is also required before Add Engine &amp; Tanks can add the combined solution.</w:t>
       </w:r>
     </w:p>
     <w:p>
@@ -1349,12 +1420,12 @@
     </w:p>
     <w:p>
       <w:r>
-        <w:t>Once both an engine and tank are selected, click Add Engine &amp; Tanks. VesselPlanner records the selected engine, engine quantity, tank, and tank quantity in the current stage and returns the Stage-by-Stage Plan window to the front.</w:t>
+        <w:t>Once both an engine and tank set are selected, click Add Engine &amp; Tanks. VesselPlanner records the selected engine, engine quantity, every tank type in the selected set, and each solved tank count in the current stage, then returns the Stage-by-Stage Plan window to the front.</w:t>
       </w:r>
     </w:p>
     <w:p>
       <w:r>
-        <w:t>The selected parts appear beneath the stage summary. You can also use the individual Add, Add Engine, and Add Tank controls when you want to add components separately.</w:t>
+        <w:t>For an Engines &amp; Tanks stage, selected tanks, decoupler, and engines appear beneath the summary; engine/tank lines include part thumbnails. The summary also shows selected booster-layout options. A Subassemblies stage instead lists each subassembly and any matching decoupler line.</w:t>
       </w:r>
     </w:p>
     <w:p>
@@ -1369,7 +1440,7 @@
     </w:p>
     <w:p>
       <w:r>
-        <w:t>Review the stage summary and the selected parts. A stage summary typically includes the target delta-v basis, minimum TWR, and engine-count limit, with cargo and decoupler information when those options are used.</w:t>
+        <w:t>Review the stage summary and contents. An Engines &amp; Tanks summary includes target delta-v basis, minimum TWR, and engine-count limit. A Subassemblies summary shows the total number of subassembly copies and the complete stage mass including selected decouplers.</w:t>
       </w:r>
     </w:p>
     <w:p>
@@ -1394,7 +1465,7 @@
     </w:p>
     <w:p>
       <w:r>
-        <w:t>VesselPlanner carries forward the original payload and the complete wet mass of the stages already planned, including the selected engines, tanks and loaded resources, stage cargo, and optional decoupler mass.</w:t>
+        <w:t>VesselPlanner carries forward the original payload and the complete wet mass of all stages already planned. This includes Engines &amp; Tanks stages with propulsion, resources, cargo, and any stage decoupler, plus Subassemblies stages with every subassembly copy and selected per-copy decoupler.</w:t>
       </w:r>
     </w:p>
     <w:p>
@@ -1463,10 +1534,7 @@
         <w:ind w:left="403" w:hanging="317"/>
       </w:pPr>
       <w:r>
-        <w:t xml:space="preserve">2. </w:t>
-      </w:r>
-      <w:r>
-        <w:t>Enter the stage requirements.</w:t>
+        <w:t>2. Choose the stage type and enter its propulsion requirements or subassembly contents.</w:t>
       </w:r>
     </w:p>
     <w:p>
@@ -1499,10 +1567,7 @@
         <w:ind w:left="403" w:hanging="317"/>
       </w:pPr>
       <w:r>
-        <w:t xml:space="preserve">5. </w:t>
-      </w:r>
-      <w:r>
-        <w:t>Click Calculate.</w:t>
+        <w:t>5. For Engines &amp; Tanks, click Calculate. For Subassemblies, save the stage directly.</w:t>
       </w:r>
     </w:p>
     <w:p>
@@ -1511,10 +1576,7 @@
         <w:ind w:left="403" w:hanging="317"/>
       </w:pPr>
       <w:r>
-        <w:t xml:space="preserve">6. </w:t>
-      </w:r>
-      <w:r>
-        <w:t>Choose an engine solution.</w:t>
+        <w:t>6. For Engines &amp; Tanks, choose an engine solution.</w:t>
       </w:r>
     </w:p>
     <w:p>
@@ -1523,10 +1585,7 @@
         <w:ind w:left="403" w:hanging="317"/>
       </w:pPr>
       <w:r>
-        <w:t xml:space="preserve">7. </w:t>
-      </w:r>
-      <w:r>
-        <w:t>Choose a tank solution.</w:t>
+        <w:t>7. For Engines &amp; Tanks, choose a tank solution.</w:t>
       </w:r>
     </w:p>
     <w:p>
@@ -1535,10 +1594,7 @@
         <w:ind w:left="403" w:hanging="317"/>
       </w:pPr>
       <w:r>
-        <w:t xml:space="preserve">8. </w:t>
-      </w:r>
-      <w:r>
-        <w:t>Add the engine and tanks to the plan.</w:t>
+        <w:t>8. For Engines &amp; Tanks, add the engine and tanks to the plan.</w:t>
       </w:r>
     </w:p>
     <w:p>
@@ -1547,10 +1603,7 @@
         <w:ind w:left="403" w:hanging="317"/>
       </w:pPr>
       <w:r>
-        <w:t xml:space="preserve">9. </w:t>
-      </w:r>
-      <w:r>
-        <w:t>Review the stage and click Done.</w:t>
+        <w:t>9. Review the stage; click Done for Engines &amp; Tanks, or continue after the saved Subassemblies stage.</w:t>
       </w:r>
     </w:p>
     <w:p>
@@ -1570,12 +1623,15 @@
     </w:p>
     <w:p>
       <w:r>
-        <w:t>Before finalizing, use Edit beside a stage to change its design requirements. You can revise values such as target delta-v, delta-v basis, minimum TWR, max engines, cargo mass, decoupler mass, and bulkhead profiles.</w:t>
+        <w:t>Before finalizing, use Edit beside a stage to change it. Engines &amp; Tanks stages can revise target delta-v, basis, TWR, engine limits, cargo, stage decoupler, booster-layout options, and bulkhead profiles. Subassemblies stages can add/remove subassemblies, change counts, and toggle decouplers.</w:t>
       </w:r>
     </w:p>
     <w:p>
       <w:r>
         <w:t>Click Calculate again to regenerate engine solutions for the revised stage. Existing selected parts can be retained while you compare the new calculation; remove or replace them as needed.</w:t>
+      </w:r>
+      <w:r>
+        <w:t xml:space="preserve"> If a mission plan is selected or linked to that stage, VesselPlanner first changes the Planning body to the last body referenced in that mission plan; for a final interplanetary transfer it uses the destination body.</w:t>
       </w:r>
     </w:p>
     <w:tbl>
@@ -1697,7 +1753,7 @@
         <w:pStyle w:val="ListBullet"/>
       </w:pPr>
       <w:r>
-        <w:t>Each planned engine and tank receives an Add button.</w:t>
+        <w:t>Each planned engine and tank receives an Add button. Subassembly stages remain listed with their counts and decouplers and are placed through KSP’s normal saved-subassembly workflow.</w:t>
       </w:r>
     </w:p>
     <w:p>
@@ -1806,10 +1862,7 @@
         <w:ind w:left="403" w:hanging="317"/>
       </w:pPr>
       <w:r>
-        <w:t xml:space="preserve">4. </w:t>
-      </w:r>
-      <w:r>
-        <w:t>Design the uppermost propulsion stage.</w:t>
+        <w:t>4. Design the uppermost stage, choosing Engines &amp; Tanks or Subassemblies as appropriate.</w:t>
       </w:r>
     </w:p>
     <w:p>
@@ -1818,10 +1871,7 @@
         <w:ind w:left="403" w:hanging="317"/>
       </w:pPr>
       <w:r>
-        <w:t xml:space="preserve">5. </w:t>
-      </w:r>
-      <w:r>
-        <w:t>Select its engine and tanks, then click Done.</w:t>
+        <w:t>5. For Engines &amp; Tanks select the engine/tanks and click Done; for Subassemblies add the required subassemblies/counts/decouplers and save the stage.</w:t>
       </w:r>
     </w:p>
     <w:p>
@@ -1939,13 +1989,20 @@
           <w:b/>
           <w:sz w:val="20"/>
         </w:rPr>
-        <w:t xml:space="preserve">Use bulkhead profiles. </w:t>
       </w:r>
       <w:r>
         <w:rPr>
           <w:sz w:val="20"/>
         </w:rPr>
-        <w:t>They help keep engine and tank choices compatible with the intended stack diameter and attachment scheme.</w:t>
+      </w:r>
+      <w:r>
+        <w:rPr>
+          <w:b/>
+        </w:rPr>
+        <w:t xml:space="preserve">Use bulkhead profiles. </w:t>
+      </w:r>
+      <w:r>
+        <w:t>They keep engine and tank choices mechanically compatible. Mixed tank sets use no more than three tank types, all sharing one profile.</w:t>
       </w:r>
     </w:p>
     <w:p>
@@ -1953,35 +2010,16 @@
         <w:spacing w:after="40"/>
       </w:pPr>
       <w:r>
-        <w:rPr>
-          <w:b/>
-          <w:sz w:val="20"/>
-        </w:rPr>
-        <w:t xml:space="preserve">Include significant unlisted mass. </w:t>
-      </w:r>
-      <w:r>
-        <w:rPr>
-          <w:sz w:val="20"/>
-        </w:rPr>
-        <w:t>Use Additional Cargo Mass for structural or utility hardware that belongs to the stage but is not otherwise represented.</w:t>
+        <w:t>Include significant unlisted mass. Use Additional Cargo Mass for structural or utility hardware that belongs to an Engines &amp; Tanks stage but is not otherwise represented. Hardware intentionally modeled as a Subassemblies mission step belongs in its own Subassemblies stage instead of being entered again as cargo.</w:t>
       </w:r>
     </w:p>
     <w:p>
       <w:pPr>
         <w:spacing w:after="40"/>
       </w:pPr>
+      <w:r/>
       <w:r>
-        <w:rPr>
-          <w:b/>
-          <w:sz w:val="20"/>
-        </w:rPr>
-        <w:t xml:space="preserve">Consider decoupler mass. </w:t>
-      </w:r>
-      <w:r>
-        <w:rPr>
-          <w:sz w:val="20"/>
-        </w:rPr>
-        <w:t>Separator mass can materially affect small stages.</w:t>
+        <w:t>Consider decouplers and layout. Engines &amp; Tanks can add a stage separator and save Side Boosters/Core burns too/Radial decouplers; Subassemblies can add per-copy separators.</w:t>
       </w:r>
     </w:p>
     <w:p>
@@ -2059,23 +2097,24 @@
         <w:jc w:val="center"/>
       </w:pPr>
       <w:r>
-        <w:rPr>
-          <w:b/>
-          <w:color w:val="1F4E79"/>
-          <w:sz w:val="21"/>
-        </w:rPr>
-        <w:t>Define Stage  →  Calculate  →  Select Engine  →  Select Tank  →  Add to Plan  →  Done  →  New Stage</w:t>
+        <w:t>Engines &amp; Tanks: Define Stage → Calculate → Select Engine → Select Tank → Add to Plan → Done → New Stage</w:t>
+        <w:br/>
+        <w:t>Subassemblies: Define Stage → Add Subassemblies/Counts/Decouplers → Add Stage → New Stage</w:t>
       </w:r>
     </w:p>
     <w:p>
+      <w:r/>
       <w:r>
-        <w:t>The key advantage is cumulative mass handling: VesselPlanner automatically carries the completed wet mass of each upper stage into the calculations for the stage below it. Starting with the payload and working downward lets you design a complete propulsion stack while keeping delta-v, TWR, mass, tank, and attachment requirements consistent from stage to stage.</w:t>
+        <w:t>VesselPlanner automatically carries each completed upper stage's mass into the stage below it.</w:t>
       </w:r>
     </w:p>
-    <w:p/>
     <w:sectPr>
       <w:headerReference w:type="default" r:id="rId9"/>
       <w:footerReference w:type="default" r:id="rId10"/>
+      <w:headerReference w:type="first" r:id="rId11"/>
+      <w:footerReference w:type="first" r:id="rId12"/>
+      <w:headerReference w:type="even" r:id="rId13"/>
+      <w:footerReference w:type="even" r:id="rId14"/>
       <w:pgSz w:w="12240" w:h="15840"/>
       <w:pgMar w:top="792" w:right="1080" w:bottom="792" w:left="1080" w:header="720" w:footer="720" w:gutter="0"/>
       <w:cols w:space="720"/>
@@ -2093,13 +2132,28 @@
       <w:jc w:val="center"/>
     </w:pPr>
     <w:r>
-      <w:rPr>
-        <w:color w:val="6E6E6E"/>
-        <w:sz w:val="17"/>
-      </w:rPr>
-      <w:t xml:space="preserve">VesselPlanner 0.6.33  |  Page </w:t>
+      <w:t xml:space="preserve">VesselPlanner 0.7.43  |  Page </w:t>
     </w:r>
-    <w:r/>
+  </w:p>
+</w:ftr>
+</file>
+
+<file path=word/footer2.xml><?xml version="1.0" encoding="utf-8"?>
+<w:ftr xmlns:m="http://schemas.openxmlformats.org/officeDocument/2006/math" xmlns:mc="http://schemas.openxmlformats.org/markup-compatibility/2006" xmlns:mo="http://schemas.microsoft.com/office/mac/office/2008/main" xmlns:mv="urn:schemas-microsoft-com:mac:vml" xmlns:o="urn:schemas-microsoft-com:office:office" xmlns:r="http://schemas.openxmlformats.org/officeDocument/2006/relationships" xmlns:v="urn:schemas-microsoft-com:vml" xmlns:w10="urn:schemas-microsoft-com:office:word" xmlns:w14="http://schemas.microsoft.com/office/word/2010/wordml" xmlns:w="http://schemas.openxmlformats.org/wordprocessingml/2006/main" xmlns:wne="http://schemas.microsoft.com/office/word/2006/wordml" xmlns:wp14="http://schemas.microsoft.com/office/word/2010/wordprocessingDrawing" xmlns:wp="http://schemas.openxmlformats.org/drawingml/2006/wordprocessingDrawing" xmlns:wpc="http://schemas.microsoft.com/office/word/2010/wordprocessingCanvas" xmlns:wpg="http://schemas.microsoft.com/office/word/2010/wordprocessingGroup" xmlns:wpi="http://schemas.microsoft.com/office/word/2010/wordprocessingInk" xmlns:wps="http://schemas.microsoft.com/office/word/2010/wordprocessingShape" mc:Ignorable="w14 wp14">
+  <w:p>
+    <w:pPr>
+      <w:pStyle w:val="Footer"/>
+    </w:pPr>
+  </w:p>
+</w:ftr>
+</file>
+
+<file path=word/footer3.xml><?xml version="1.0" encoding="utf-8"?>
+<w:ftr xmlns:m="http://schemas.openxmlformats.org/officeDocument/2006/math" xmlns:mc="http://schemas.openxmlformats.org/markup-compatibility/2006" xmlns:mo="http://schemas.microsoft.com/office/mac/office/2008/main" xmlns:mv="urn:schemas-microsoft-com:mac:vml" xmlns:o="urn:schemas-microsoft-com:office:office" xmlns:r="http://schemas.openxmlformats.org/officeDocument/2006/relationships" xmlns:v="urn:schemas-microsoft-com:vml" xmlns:w10="urn:schemas-microsoft-com:office:word" xmlns:w14="http://schemas.microsoft.com/office/word/2010/wordml" xmlns:w="http://schemas.openxmlformats.org/wordprocessingml/2006/main" xmlns:wne="http://schemas.microsoft.com/office/word/2006/wordml" xmlns:wp14="http://schemas.microsoft.com/office/word/2010/wordprocessingDrawing" xmlns:wp="http://schemas.openxmlformats.org/drawingml/2006/wordprocessingDrawing" xmlns:wpc="http://schemas.microsoft.com/office/word/2010/wordprocessingCanvas" xmlns:wpg="http://schemas.microsoft.com/office/word/2010/wordprocessingGroup" xmlns:wpi="http://schemas.microsoft.com/office/word/2010/wordprocessingInk" xmlns:wps="http://schemas.microsoft.com/office/word/2010/wordprocessingShape" mc:Ignorable="w14 wp14">
+  <w:p>
+    <w:pPr>
+      <w:pStyle w:val="Footer"/>
+    </w:pPr>
   </w:p>
 </w:ftr>
 </file>
@@ -2118,6 +2172,26 @@
       </w:rPr>
       <w:t>VesselPlanner | Stage-by-Stage Mode</w:t>
     </w:r>
+  </w:p>
+</w:hdr>
+</file>
+
+<file path=word/header2.xml><?xml version="1.0" encoding="utf-8"?>
+<w:hdr xmlns:m="http://schemas.openxmlformats.org/officeDocument/2006/math" xmlns:mc="http://schemas.openxmlformats.org/markup-compatibility/2006" xmlns:mo="http://schemas.microsoft.com/office/mac/office/2008/main" xmlns:mv="urn:schemas-microsoft-com:mac:vml" xmlns:o="urn:schemas-microsoft-com:office:office" xmlns:r="http://schemas.openxmlformats.org/officeDocument/2006/relationships" xmlns:v="urn:schemas-microsoft-com:vml" xmlns:w10="urn:schemas-microsoft-com:office:word" xmlns:w14="http://schemas.microsoft.com/office/word/2010/wordml" xmlns:w="http://schemas.openxmlformats.org/wordprocessingml/2006/main" xmlns:wne="http://schemas.microsoft.com/office/word/2006/wordml" xmlns:wp14="http://schemas.microsoft.com/office/word/2010/wordprocessingDrawing" xmlns:wp="http://schemas.openxmlformats.org/drawingml/2006/wordprocessingDrawing" xmlns:wpc="http://schemas.microsoft.com/office/word/2010/wordprocessingCanvas" xmlns:wpg="http://schemas.microsoft.com/office/word/2010/wordprocessingGroup" xmlns:wpi="http://schemas.microsoft.com/office/word/2010/wordprocessingInk" xmlns:wps="http://schemas.microsoft.com/office/word/2010/wordprocessingShape" mc:Ignorable="w14 wp14">
+  <w:p>
+    <w:pPr>
+      <w:pStyle w:val="Header"/>
+    </w:pPr>
+  </w:p>
+</w:hdr>
+</file>
+
+<file path=word/header3.xml><?xml version="1.0" encoding="utf-8"?>
+<w:hdr xmlns:m="http://schemas.openxmlformats.org/officeDocument/2006/math" xmlns:mc="http://schemas.openxmlformats.org/markup-compatibility/2006" xmlns:mo="http://schemas.microsoft.com/office/mac/office/2008/main" xmlns:mv="urn:schemas-microsoft-com:mac:vml" xmlns:o="urn:schemas-microsoft-com:office:office" xmlns:r="http://schemas.openxmlformats.org/officeDocument/2006/relationships" xmlns:v="urn:schemas-microsoft-com:vml" xmlns:w10="urn:schemas-microsoft-com:office:word" xmlns:w14="http://schemas.microsoft.com/office/word/2010/wordml" xmlns:w="http://schemas.openxmlformats.org/wordprocessingml/2006/main" xmlns:wne="http://schemas.microsoft.com/office/word/2006/wordml" xmlns:wp14="http://schemas.microsoft.com/office/word/2010/wordprocessingDrawing" xmlns:wp="http://schemas.openxmlformats.org/drawingml/2006/wordprocessingDrawing" xmlns:wpc="http://schemas.microsoft.com/office/word/2010/wordprocessingCanvas" xmlns:wpg="http://schemas.microsoft.com/office/word/2010/wordprocessingGroup" xmlns:wpi="http://schemas.microsoft.com/office/word/2010/wordprocessingInk" xmlns:wps="http://schemas.microsoft.com/office/word/2010/wordprocessingShape" mc:Ignorable="w14 wp14">
+  <w:p>
+    <w:pPr>
+      <w:pStyle w:val="Header"/>
+    </w:pPr>
   </w:p>
 </w:hdr>
 </file>

--- a/Manual/VesselPlanner-Stage-by-Stage-Tutorial.docx
+++ b/Manual/VesselPlanner-Stage-by-Stage-Tutorial.docx
@@ -4,68 +4,92 @@
   <w:body>
     <w:p>
       <w:pPr>
-        <w:pStyle w:val="Title"/>
+        <w:spacing w:after="0"/>
         <w:jc w:val="center"/>
       </w:pPr>
       <w:r>
+        <w:rPr>
+          <w:rFonts w:ascii="Aptos Display" w:hAnsi="Aptos Display"/>
+          <w:color w:val="1F4E79"/>
+          <w:sz w:val="56"/>
+        </w:rPr>
         <w:t>VesselPlanner</w:t>
-        <w:br/>
+      </w:r>
+    </w:p>
+    <w:p>
+      <w:pPr>
+        <w:spacing w:before="0" w:after="80"/>
+        <w:jc w:val="center"/>
+        <w:pBdr>
+          <w:bottom w:val="single" w:sz="10" w:space="6" w:color="4F81BD"/>
+        </w:pBdr>
+      </w:pPr>
+      <w:r>
+        <w:rPr>
+          <w:rFonts w:ascii="Aptos Display" w:hAnsi="Aptos Display"/>
+          <w:color w:val="1F4E79"/>
+          <w:sz w:val="56"/>
+        </w:rPr>
         <w:t>Stage-by-Stage Mode Tutorial</w:t>
       </w:r>
     </w:p>
     <w:p>
       <w:pPr>
-        <w:pStyle w:val="SubtitleCustom"/>
+        <w:spacing w:before="240" w:after="240"/>
         <w:jc w:val="center"/>
       </w:pPr>
       <w:r>
-        <w:t>KSP1 • VesselPlanner 0.7.43</w:t>
+        <w:rPr>
+          <w:color w:val="505050"/>
+          <w:sz w:val="24"/>
+        </w:rPr>
+        <w:t>KSP1 • VesselPlanner 0.7.74</w:t>
       </w:r>
     </w:p>
     <w:p>
       <w:pPr>
-        <w:ind w:left="648" w:right="648"/>
+        <w:spacing w:after="160"/>
         <w:jc w:val="center"/>
       </w:pPr>
       <w:r>
-        <w:t>Stage-by-Stage mode lets you design an entire vessel one stage at a time before building it in the KSP editor. Each stage is either an Engines &amp; Tanks propulsion stage or a Subassemblies stage made from one or more saved KSP subassemblies. VesselPlanner carries the complete mass of every finished upper stage into the stages below it.</w:t>
+        <w:t>Stage-by-Stage mode lets you design an entire vessel one stage at a time before building it in the KSP editor. Each stage is either an Engines &amp; Tanks propulsion stage or a Subassemblies stage made from saved KSP subassemblies. VesselPlanner carries the complete mass of every finished upper stage into the stages below it.</w:t>
       </w:r>
     </w:p>
     <w:tbl>
       <w:tblPr>
         <w:tblW w:type="auto" w:w="0"/>
         <w:jc w:val="center"/>
-        <w:tblLayout w:type="autofit"/>
+        <w:tblLayout w:type="fixed"/>
         <w:tblLook w:firstColumn="1" w:firstRow="1" w:lastColumn="0" w:lastRow="0" w:noHBand="0" w:noVBand="1" w:val="04A0"/>
       </w:tblPr>
       <w:tblGrid>
-        <w:gridCol w:w="10080"/>
+        <w:gridCol w:w="9936"/>
       </w:tblGrid>
       <w:tr>
         <w:tc>
           <w:tcPr>
             <w:tcW w:type="dxa" w:w="10080"/>
-            <w:shd w:fill="EEF3F8"/>
+            <w:shd w:fill="EAF1F8"/>
+            <w:tcMar>
+              <w:top w:w="80" w:type="dxa"/>
+              <w:start w:w="90" w:type="dxa"/>
+              <w:bottom w:w="80" w:type="dxa"/>
+              <w:end w:w="90" w:type="dxa"/>
+            </w:tcMar>
             <w:vAlign w:val="center"/>
           </w:tcPr>
           <w:p>
             <w:pPr>
-              <w:spacing w:before="80" w:after="80"/>
+              <w:spacing w:after="0"/>
             </w:pPr>
             <w:r>
               <w:rPr>
-                <w:rFonts w:ascii="Aptos" w:hAnsi="Aptos"/>
                 <w:b/>
-                <w:sz w:val="19"/>
               </w:rPr>
               <w:t xml:space="preserve">Core idea: </w:t>
             </w:r>
             <w:r>
-              <w:rPr>
-                <w:rFonts w:ascii="Aptos" w:hAnsi="Aptos"/>
-                <w:sz w:val="19"/>
-              </w:rPr>
-              <w:t>Design from the payload downward. Stage 1 is the first propulsion stage directly under the payload; each later stage carries the complete wet mass of everything above it.</w:t>
+              <w:t>Design from the payload downward. Stage 1 is the first stage directly under the payload; each later stage carries the complete wet mass of everything already designed above it.</w:t>
             </w:r>
           </w:p>
         </w:tc>
@@ -73,14 +97,8 @@
     </w:tbl>
     <w:p>
       <w:pPr>
-        <w:spacing w:after="0"/>
-      </w:pPr>
-    </w:p>
-    <w:p>
-      <w:pPr>
         <w:pStyle w:val="Heading1"/>
         <w:keepNext/>
-        <w:keepLines/>
       </w:pPr>
       <w:r>
         <w:t>Quick Workflow</w:t>
@@ -91,6 +109,7 @@
         <w:tblStyle w:val="TableGrid"/>
         <w:tblW w:type="auto" w:w="0"/>
         <w:jc w:val="center"/>
+        <w:tblLayout w:type="fixed"/>
         <w:tblLook w:firstColumn="1" w:firstRow="1" w:lastColumn="0" w:lastRow="0" w:noHBand="0" w:noVBand="1" w:val="04A0"/>
       </w:tblPr>
       <w:tblGrid>
@@ -99,17 +118,24 @@
         <w:gridCol w:w="3360"/>
       </w:tblGrid>
       <w:tr>
+        <w:trPr>
+          <w:tblHeader w:val="true"/>
+        </w:trPr>
         <w:tc>
           <w:tcPr>
-            <w:tcW w:type="dxa" w:w="648"/>
+            <w:tcW w:type="dxa" w:w="792"/>
             <w:shd w:fill="D9EAF7"/>
+            <w:tcMar>
+              <w:top w:w="60" w:type="dxa"/>
+              <w:start w:w="70" w:type="dxa"/>
+              <w:bottom w:w="60" w:type="dxa"/>
+              <w:end w:w="70" w:type="dxa"/>
+            </w:tcMar>
           </w:tcPr>
           <w:p>
             <w:r>
               <w:rPr>
-                <w:rFonts w:ascii="Aptos" w:hAnsi="Aptos"/>
                 <w:b/>
-                <w:sz w:val="19"/>
               </w:rPr>
               <w:t>Step</w:t>
             </w:r>
@@ -117,15 +143,19 @@
         </w:tc>
         <w:tc>
           <w:tcPr>
-            <w:tcW w:type="dxa" w:w="1944"/>
+            <w:tcW w:type="dxa" w:w="3168"/>
             <w:shd w:fill="D9EAF7"/>
+            <w:tcMar>
+              <w:top w:w="60" w:type="dxa"/>
+              <w:start w:w="70" w:type="dxa"/>
+              <w:bottom w:w="60" w:type="dxa"/>
+              <w:end w:w="70" w:type="dxa"/>
+            </w:tcMar>
           </w:tcPr>
           <w:p>
             <w:r>
               <w:rPr>
-                <w:rFonts w:ascii="Aptos" w:hAnsi="Aptos"/>
                 <w:b/>
-                <w:sz w:val="19"/>
               </w:rPr>
               <w:t>Action</w:t>
             </w:r>
@@ -133,15 +163,19 @@
         </w:tc>
         <w:tc>
           <w:tcPr>
-            <w:tcW w:type="dxa" w:w="7056"/>
+            <w:tcW w:type="dxa" w:w="5976"/>
             <w:shd w:fill="D9EAF7"/>
+            <w:tcMar>
+              <w:top w:w="60" w:type="dxa"/>
+              <w:start w:w="70" w:type="dxa"/>
+              <w:bottom w:w="60" w:type="dxa"/>
+              <w:end w:w="70" w:type="dxa"/>
+            </w:tcMar>
           </w:tcPr>
           <w:p>
             <w:r>
               <w:rPr>
-                <w:rFonts w:ascii="Aptos" w:hAnsi="Aptos"/>
                 <w:b/>
-                <w:sz w:val="19"/>
               </w:rPr>
               <w:t>What it does</w:t>
             </w:r>
@@ -151,43 +185,49 @@
       <w:tr>
         <w:tc>
           <w:tcPr>
-            <w:tcW w:type="dxa" w:w="648"/>
+            <w:tcW w:type="dxa" w:w="792"/>
+            <w:tcMar>
+              <w:top w:w="50" w:type="dxa"/>
+              <w:start w:w="70" w:type="dxa"/>
+              <w:bottom w:w="50" w:type="dxa"/>
+              <w:end w:w="70" w:type="dxa"/>
+            </w:tcMar>
           </w:tcPr>
           <w:p>
             <w:r>
-              <w:rPr>
-                <w:rFonts w:ascii="Aptos" w:hAnsi="Aptos"/>
-                <w:sz w:val="19"/>
-              </w:rPr>
               <w:t>1</w:t>
             </w:r>
           </w:p>
         </w:tc>
         <w:tc>
           <w:tcPr>
-            <w:tcW w:type="dxa" w:w="1944"/>
+            <w:tcW w:type="dxa" w:w="3168"/>
+            <w:tcMar>
+              <w:top w:w="50" w:type="dxa"/>
+              <w:start w:w="70" w:type="dxa"/>
+              <w:bottom w:w="50" w:type="dxa"/>
+              <w:end w:w="70" w:type="dxa"/>
+            </w:tcMar>
           </w:tcPr>
           <w:p>
             <w:r>
-              <w:rPr>
-                <w:rFonts w:ascii="Aptos" w:hAnsi="Aptos"/>
-                <w:sz w:val="19"/>
-              </w:rPr>
               <w:t>Set payload</w:t>
             </w:r>
           </w:p>
         </w:tc>
         <w:tc>
           <w:tcPr>
-            <w:tcW w:type="dxa" w:w="7056"/>
+            <w:tcW w:type="dxa" w:w="5976"/>
+            <w:tcMar>
+              <w:top w:w="50" w:type="dxa"/>
+              <w:start w:w="70" w:type="dxa"/>
+              <w:bottom w:w="50" w:type="dxa"/>
+              <w:end w:w="70" w:type="dxa"/>
+            </w:tcMar>
           </w:tcPr>
           <w:p>
             <w:r>
-              <w:rPr>
-                <w:rFonts w:ascii="Aptos" w:hAnsi="Aptos"/>
-                <w:sz w:val="19"/>
-              </w:rPr>
-              <w:t>Enter the mass Stage 1 must carry.</w:t>
+              <w:t>Enter or verify the mass Stage 1 must carry.</w:t>
             </w:r>
           </w:p>
         </w:tc>
@@ -195,39 +235,49 @@
       <w:tr>
         <w:tc>
           <w:tcPr>
-            <w:tcW w:type="dxa" w:w="648"/>
+            <w:tcW w:type="dxa" w:w="792"/>
+            <w:tcMar>
+              <w:top w:w="50" w:type="dxa"/>
+              <w:start w:w="70" w:type="dxa"/>
+              <w:bottom w:w="50" w:type="dxa"/>
+              <w:end w:w="70" w:type="dxa"/>
+            </w:tcMar>
           </w:tcPr>
           <w:p>
             <w:r>
-              <w:rPr>
-                <w:rFonts w:ascii="Aptos" w:hAnsi="Aptos"/>
-                <w:sz w:val="19"/>
-              </w:rPr>
               <w:t>2</w:t>
             </w:r>
           </w:p>
         </w:tc>
         <w:tc>
           <w:tcPr>
-            <w:tcW w:type="dxa" w:w="1944"/>
+            <w:tcW w:type="dxa" w:w="3168"/>
+            <w:tcMar>
+              <w:top w:w="50" w:type="dxa"/>
+              <w:start w:w="70" w:type="dxa"/>
+              <w:bottom w:w="50" w:type="dxa"/>
+              <w:end w:w="70" w:type="dxa"/>
+            </w:tcMar>
           </w:tcPr>
           <w:p>
             <w:r>
-              <w:rPr>
-                <w:rFonts w:ascii="Aptos" w:hAnsi="Aptos"/>
-                <w:sz w:val="19"/>
-              </w:rPr>
-              <w:t>New Stage</w:t>
+              <w:t>Optional mission link</w:t>
             </w:r>
           </w:p>
         </w:tc>
         <w:tc>
           <w:tcPr>
-            <w:tcW w:type="dxa" w:w="7056"/>
+            <w:tcW w:type="dxa" w:w="5976"/>
+            <w:tcMar>
+              <w:top w:w="50" w:type="dxa"/>
+              <w:start w:w="70" w:type="dxa"/>
+              <w:bottom w:w="50" w:type="dxa"/>
+              <w:end w:w="70" w:type="dxa"/>
+            </w:tcMar>
           </w:tcPr>
           <w:p>
             <w:r>
-              <w:t>Choose Engines &amp; Tanks or Subassemblies. For propulsion, define Δv/TWR/engine limits; for subassemblies, add saved subassemblies, counts, and per-line decouplers.</w:t>
+              <w:t>Select a saved Mission Planner plan if you want the mission to drive the stage definitions.</w:t>
             </w:r>
           </w:p>
         </w:tc>
@@ -235,43 +285,49 @@
       <w:tr>
         <w:tc>
           <w:tcPr>
-            <w:tcW w:type="dxa" w:w="648"/>
+            <w:tcW w:type="dxa" w:w="792"/>
+            <w:tcMar>
+              <w:top w:w="50" w:type="dxa"/>
+              <w:start w:w="70" w:type="dxa"/>
+              <w:bottom w:w="50" w:type="dxa"/>
+              <w:end w:w="70" w:type="dxa"/>
+            </w:tcMar>
           </w:tcPr>
           <w:p>
             <w:r>
-              <w:rPr>
-                <w:rFonts w:ascii="Aptos" w:hAnsi="Aptos"/>
-                <w:sz w:val="19"/>
-              </w:rPr>
               <w:t>3</w:t>
             </w:r>
           </w:p>
         </w:tc>
         <w:tc>
           <w:tcPr>
-            <w:tcW w:type="dxa" w:w="1944"/>
+            <w:tcW w:type="dxa" w:w="3168"/>
+            <w:tcMar>
+              <w:top w:w="50" w:type="dxa"/>
+              <w:start w:w="70" w:type="dxa"/>
+              <w:bottom w:w="50" w:type="dxa"/>
+              <w:end w:w="70" w:type="dxa"/>
+            </w:tcMar>
           </w:tcPr>
           <w:p>
             <w:r>
-              <w:rPr>
-                <w:rFonts w:ascii="Aptos" w:hAnsi="Aptos"/>
-                <w:sz w:val="19"/>
-              </w:rPr>
-              <w:t>Calculate</w:t>
+              <w:t>New Stage</w:t>
             </w:r>
           </w:p>
         </w:tc>
         <w:tc>
           <w:tcPr>
-            <w:tcW w:type="dxa" w:w="7056"/>
+            <w:tcW w:type="dxa" w:w="5976"/>
+            <w:tcMar>
+              <w:top w:w="50" w:type="dxa"/>
+              <w:start w:w="70" w:type="dxa"/>
+              <w:bottom w:w="50" w:type="dxa"/>
+              <w:end w:w="70" w:type="dxa"/>
+            </w:tcMar>
           </w:tcPr>
           <w:p>
             <w:r>
-              <w:rPr>
-                <w:rFonts w:ascii="Aptos" w:hAnsi="Aptos"/>
-                <w:sz w:val="19"/>
-              </w:rPr>
-              <w:t>Let VesselPlanner find engine solutions that satisfy the stage requirements.</w:t>
+              <w:t>Choose Engines &amp; Tanks or Subassemblies and define that stage.</w:t>
             </w:r>
           </w:p>
         </w:tc>
@@ -279,42 +335,98 @@
       <w:tr>
         <w:tc>
           <w:tcPr>
-            <w:tcW w:type="dxa" w:w="648"/>
+            <w:tcW w:type="dxa" w:w="792"/>
+            <w:tcMar>
+              <w:top w:w="50" w:type="dxa"/>
+              <w:start w:w="70" w:type="dxa"/>
+              <w:bottom w:w="50" w:type="dxa"/>
+              <w:end w:w="70" w:type="dxa"/>
+            </w:tcMar>
           </w:tcPr>
           <w:p>
             <w:r>
-              <w:rPr>
-                <w:rFonts w:ascii="Aptos" w:hAnsi="Aptos"/>
-                <w:sz w:val="19"/>
-              </w:rPr>
               <w:t>4</w:t>
             </w:r>
           </w:p>
         </w:tc>
         <w:tc>
           <w:tcPr>
-            <w:tcW w:type="dxa" w:w="1944"/>
+            <w:tcW w:type="dxa" w:w="3168"/>
+            <w:tcMar>
+              <w:top w:w="50" w:type="dxa"/>
+              <w:start w:w="70" w:type="dxa"/>
+              <w:bottom w:w="50" w:type="dxa"/>
+              <w:end w:w="70" w:type="dxa"/>
+            </w:tcMar>
           </w:tcPr>
           <w:p>
             <w:r>
-              <w:rPr>
-                <w:rFonts w:ascii="Aptos" w:hAnsi="Aptos"/>
-                <w:sz w:val="19"/>
-              </w:rPr>
+              <w:t>Calculate</w:t>
+            </w:r>
+          </w:p>
+        </w:tc>
+        <w:tc>
+          <w:tcPr>
+            <w:tcW w:type="dxa" w:w="5976"/>
+            <w:tcMar>
+              <w:top w:w="50" w:type="dxa"/>
+              <w:start w:w="70" w:type="dxa"/>
+              <w:bottom w:w="50" w:type="dxa"/>
+              <w:end w:w="70" w:type="dxa"/>
+            </w:tcMar>
+          </w:tcPr>
+          <w:p>
+            <w:r>
+              <w:t>For propulsion stages, let VesselPlanner find engine solutions that satisfy the requirements.</w:t>
+            </w:r>
+          </w:p>
+        </w:tc>
+      </w:tr>
+      <w:tr>
+        <w:tc>
+          <w:tcPr>
+            <w:tcW w:type="dxa" w:w="792"/>
+            <w:tcMar>
+              <w:top w:w="50" w:type="dxa"/>
+              <w:start w:w="70" w:type="dxa"/>
+              <w:bottom w:w="50" w:type="dxa"/>
+              <w:end w:w="70" w:type="dxa"/>
+            </w:tcMar>
+          </w:tcPr>
+          <w:p>
+            <w:r>
+              <w:t>5</w:t>
+            </w:r>
+          </w:p>
+        </w:tc>
+        <w:tc>
+          <w:tcPr>
+            <w:tcW w:type="dxa" w:w="3168"/>
+            <w:tcMar>
+              <w:top w:w="50" w:type="dxa"/>
+              <w:start w:w="70" w:type="dxa"/>
+              <w:bottom w:w="50" w:type="dxa"/>
+              <w:end w:w="70" w:type="dxa"/>
+            </w:tcMar>
+          </w:tcPr>
+          <w:p>
+            <w:r>
               <w:t>Select engine</w:t>
             </w:r>
           </w:p>
         </w:tc>
         <w:tc>
           <w:tcPr>
-            <w:tcW w:type="dxa" w:w="7056"/>
+            <w:tcW w:type="dxa" w:w="5976"/>
+            <w:tcMar>
+              <w:top w:w="50" w:type="dxa"/>
+              <w:start w:w="70" w:type="dxa"/>
+              <w:bottom w:w="50" w:type="dxa"/>
+              <w:end w:w="70" w:type="dxa"/>
+            </w:tcMar>
           </w:tcPr>
           <w:p>
             <w:r>
-              <w:rPr>
-                <w:rFonts w:ascii="Aptos" w:hAnsi="Aptos"/>
-                <w:sz w:val="19"/>
-              </w:rPr>
               <w:t>Choose the engine/count combination you want.</w:t>
             </w:r>
           </w:p>
@@ -323,21 +435,29 @@
       <w:tr>
         <w:tc>
           <w:tcPr>
-            <w:tcW w:type="dxa" w:w="648"/>
+            <w:tcW w:type="dxa" w:w="792"/>
+            <w:tcMar>
+              <w:top w:w="50" w:type="dxa"/>
+              <w:start w:w="70" w:type="dxa"/>
+              <w:bottom w:w="50" w:type="dxa"/>
+              <w:end w:w="70" w:type="dxa"/>
+            </w:tcMar>
           </w:tcPr>
           <w:p>
             <w:r>
-              <w:rPr>
-                <w:rFonts w:ascii="Aptos" w:hAnsi="Aptos"/>
-                <w:sz w:val="19"/>
-              </w:rPr>
-              <w:t>5</w:t>
+              <w:t>6</w:t>
             </w:r>
           </w:p>
         </w:tc>
         <w:tc>
           <w:tcPr>
-            <w:tcW w:type="dxa" w:w="1944"/>
+            <w:tcW w:type="dxa" w:w="3168"/>
+            <w:tcMar>
+              <w:top w:w="50" w:type="dxa"/>
+              <w:start w:w="70" w:type="dxa"/>
+              <w:bottom w:w="50" w:type="dxa"/>
+              <w:end w:w="70" w:type="dxa"/>
+            </w:tcMar>
           </w:tcPr>
           <w:p>
             <w:r>
@@ -347,7 +467,13 @@
         </w:tc>
         <w:tc>
           <w:tcPr>
-            <w:tcW w:type="dxa" w:w="7056"/>
+            <w:tcW w:type="dxa" w:w="5976"/>
+            <w:tcMar>
+              <w:top w:w="50" w:type="dxa"/>
+              <w:start w:w="70" w:type="dxa"/>
+              <w:bottom w:w="50" w:type="dxa"/>
+              <w:end w:w="70" w:type="dxa"/>
+            </w:tcMar>
           </w:tcPr>
           <w:p>
             <w:r>
@@ -359,43 +485,49 @@
       <w:tr>
         <w:tc>
           <w:tcPr>
-            <w:tcW w:type="dxa" w:w="648"/>
+            <w:tcW w:type="dxa" w:w="792"/>
+            <w:tcMar>
+              <w:top w:w="50" w:type="dxa"/>
+              <w:start w:w="70" w:type="dxa"/>
+              <w:bottom w:w="50" w:type="dxa"/>
+              <w:end w:w="70" w:type="dxa"/>
+            </w:tcMar>
           </w:tcPr>
           <w:p>
             <w:r>
-              <w:rPr>
-                <w:rFonts w:ascii="Aptos" w:hAnsi="Aptos"/>
-                <w:sz w:val="19"/>
-              </w:rPr>
-              <w:t>6</w:t>
+              <w:t>7</w:t>
             </w:r>
           </w:p>
         </w:tc>
         <w:tc>
           <w:tcPr>
-            <w:tcW w:type="dxa" w:w="1944"/>
+            <w:tcW w:type="dxa" w:w="3168"/>
+            <w:tcMar>
+              <w:top w:w="50" w:type="dxa"/>
+              <w:start w:w="70" w:type="dxa"/>
+              <w:bottom w:w="50" w:type="dxa"/>
+              <w:end w:w="70" w:type="dxa"/>
+            </w:tcMar>
           </w:tcPr>
           <w:p>
             <w:r>
-              <w:rPr>
-                <w:rFonts w:ascii="Aptos" w:hAnsi="Aptos"/>
-                <w:sz w:val="19"/>
-              </w:rPr>
               <w:t>Add &amp; Done</w:t>
             </w:r>
           </w:p>
         </w:tc>
         <w:tc>
           <w:tcPr>
-            <w:tcW w:type="dxa" w:w="7056"/>
+            <w:tcW w:type="dxa" w:w="5976"/>
+            <w:tcMar>
+              <w:top w:w="50" w:type="dxa"/>
+              <w:start w:w="70" w:type="dxa"/>
+              <w:bottom w:w="50" w:type="dxa"/>
+              <w:end w:w="70" w:type="dxa"/>
+            </w:tcMar>
           </w:tcPr>
           <w:p>
             <w:r>
-              <w:rPr>
-                <w:rFonts w:ascii="Aptos" w:hAnsi="Aptos"/>
-                <w:sz w:val="19"/>
-              </w:rPr>
-              <w:t>Record the parts in the stage, then close the stage.</w:t>
+              <w:t>Record the stage hardware, then continue downward.</w:t>
             </w:r>
           </w:p>
         </w:tc>
@@ -403,98 +535,58 @@
       <w:tr>
         <w:tc>
           <w:tcPr>
-            <w:tcW w:type="dxa" w:w="648"/>
+            <w:tcW w:type="dxa" w:w="792"/>
+            <w:tcMar>
+              <w:top w:w="50" w:type="dxa"/>
+              <w:start w:w="70" w:type="dxa"/>
+              <w:bottom w:w="50" w:type="dxa"/>
+              <w:end w:w="70" w:type="dxa"/>
+            </w:tcMar>
           </w:tcPr>
           <w:p>
             <w:r>
-              <w:rPr>
-                <w:rFonts w:ascii="Aptos" w:hAnsi="Aptos"/>
-                <w:sz w:val="19"/>
-              </w:rPr>
-              <w:t>7</w:t>
-            </w:r>
-          </w:p>
-        </w:tc>
-        <w:tc>
-          <w:tcPr>
-            <w:tcW w:type="dxa" w:w="1944"/>
-          </w:tcPr>
-          <w:p>
-            <w:r>
-              <w:rPr>
-                <w:rFonts w:ascii="Aptos" w:hAnsi="Aptos"/>
-                <w:sz w:val="19"/>
-              </w:rPr>
-              <w:t>Repeat downward</w:t>
-            </w:r>
-          </w:p>
-        </w:tc>
-        <w:tc>
-          <w:tcPr>
-            <w:tcW w:type="dxa" w:w="7056"/>
-          </w:tcPr>
-          <w:p>
-            <w:r>
-              <w:rPr>
-                <w:rFonts w:ascii="Aptos" w:hAnsi="Aptos"/>
-                <w:sz w:val="19"/>
-              </w:rPr>
-              <w:t>Create the next stage; VesselPlanner automatically carries forward the mass above it.</w:t>
-            </w:r>
-          </w:p>
-        </w:tc>
-      </w:tr>
-      <w:tr>
-        <w:tc>
-          <w:tcPr>
-            <w:tcW w:type="dxa" w:w="648"/>
-          </w:tcPr>
-          <w:p>
-            <w:r>
-              <w:rPr>
-                <w:rFonts w:ascii="Aptos" w:hAnsi="Aptos"/>
-                <w:sz w:val="19"/>
-              </w:rPr>
               <w:t>8</w:t>
             </w:r>
           </w:p>
         </w:tc>
         <w:tc>
           <w:tcPr>
-            <w:tcW w:type="dxa" w:w="1944"/>
+            <w:tcW w:type="dxa" w:w="3168"/>
+            <w:tcMar>
+              <w:top w:w="50" w:type="dxa"/>
+              <w:start w:w="70" w:type="dxa"/>
+              <w:bottom w:w="50" w:type="dxa"/>
+              <w:end w:w="70" w:type="dxa"/>
+            </w:tcMar>
           </w:tcPr>
           <w:p>
             <w:r>
-              <w:rPr>
-                <w:rFonts w:ascii="Aptos" w:hAnsi="Aptos"/>
-                <w:sz w:val="19"/>
-              </w:rPr>
               <w:t>Finalize</w:t>
             </w:r>
           </w:p>
         </w:tc>
         <w:tc>
           <w:tcPr>
-            <w:tcW w:type="dxa" w:w="7056"/>
+            <w:tcW w:type="dxa" w:w="5976"/>
+            <w:tcMar>
+              <w:top w:w="50" w:type="dxa"/>
+              <w:start w:w="70" w:type="dxa"/>
+              <w:bottom w:w="50" w:type="dxa"/>
+              <w:end w:w="70" w:type="dxa"/>
+            </w:tcMar>
           </w:tcPr>
           <w:p>
             <w:r>
-              <w:rPr>
-                <w:rFonts w:ascii="Aptos" w:hAnsi="Aptos"/>
-                <w:sz w:val="19"/>
-              </w:rPr>
-              <w:t>Convert the completed design into a build list for the VAB/SPH.</w:t>
+              <w:t>Convert the completed plan into a VAB/SPH build list.</w:t>
             </w:r>
           </w:p>
         </w:tc>
       </w:tr>
     </w:tbl>
-    <w:p/>
     <w:p>
       <w:pPr>
         <w:pStyle w:val="Heading1"/>
         <w:keepNext/>
-        <w:keepLines/>
       </w:pPr>
       <w:r>
         <w:t>1. Understand the Stage Order</w:t>
@@ -502,109 +594,75 @@
     </w:p>
     <w:p>
       <w:r>
-        <w:t>Stage-by-Stage mode works from the top of the vehicle downward. The original payload is at the top, and Stage 1 is the first propulsion stage directly beneath it.</w:t>
+        <w:t>Stage-by-Stage works from the top of the vehicle downward. The original payload is at the top, and Stage 1 is the first stage directly beneath it.</w:t>
       </w:r>
     </w:p>
     <w:p>
       <w:r>
-        <w:t>When you create Stage 2, VesselPlanner treats the payload plus the complete wet mass of Stage 1 as the mass Stage 2 must carry. Stage 3 then carries the payload plus Stages 1 and 2, and so on.</w:t>
+        <w:t>When you create Stage 2, VesselPlanner treats the payload plus the complete wet mass of Stage 1 as the mass Stage 2 must carry. Stage 3 carries the payload plus Stages 1 and 2, and so on.</w:t>
       </w:r>
     </w:p>
     <w:p>
-      <w:pPr>
-        <w:spacing w:after="40"/>
-        <w:ind w:left="403" w:hanging="317"/>
-      </w:pPr>
+      <w:pPr/>
       <w:r>
-        <w:t xml:space="preserve">1. </w:t>
-      </w:r>
-      <w:r>
-        <w:t>Payload or existing upper spacecraft</w:t>
+        <w:t>1.  Payload or existing upper spacecraft</w:t>
       </w:r>
     </w:p>
     <w:p>
-      <w:pPr>
-        <w:spacing w:after="40"/>
-        <w:ind w:left="403" w:hanging="317"/>
-      </w:pPr>
+      <w:pPr/>
       <w:r>
-        <w:t xml:space="preserve">2. </w:t>
-      </w:r>
-      <w:r>
-        <w:t>Upper propulsion stage — Stage 1</w:t>
+        <w:t>2.  Upper stage — Stage 1</w:t>
       </w:r>
     </w:p>
     <w:p>
-      <w:pPr>
-        <w:spacing w:after="40"/>
-        <w:ind w:left="403" w:hanging="317"/>
-      </w:pPr>
+      <w:pPr/>
       <w:r>
-        <w:t xml:space="preserve">3. </w:t>
-      </w:r>
-      <w:r>
-        <w:t>Next stage below it — Stage 2</w:t>
+        <w:t>3.  Next stage below it — Stage 2</w:t>
       </w:r>
     </w:p>
     <w:p>
-      <w:pPr>
-        <w:spacing w:after="40"/>
-        <w:ind w:left="403" w:hanging="317"/>
-      </w:pPr>
+      <w:pPr/>
       <w:r>
-        <w:t xml:space="preserve">4. </w:t>
-      </w:r>
-      <w:r>
-        <w:t>Continue downward through lower stages</w:t>
+        <w:t>4.  Continue downward through lower stages</w:t>
       </w:r>
     </w:p>
     <w:p>
-      <w:pPr>
-        <w:spacing w:after="40"/>
-        <w:ind w:left="403" w:hanging="317"/>
-      </w:pPr>
+      <w:pPr/>
       <w:r>
-        <w:t xml:space="preserve">5. </w:t>
-      </w:r>
-      <w:r>
-        <w:t>Design the booster or launch stage last</w:t>
+        <w:t>5.  Design the booster or launch stage last</w:t>
       </w:r>
     </w:p>
     <w:tbl>
       <w:tblPr>
         <w:tblW w:type="auto" w:w="0"/>
         <w:jc w:val="center"/>
-        <w:tblLayout w:type="autofit"/>
+        <w:tblLayout w:type="fixed"/>
         <w:tblLook w:firstColumn="1" w:firstRow="1" w:lastColumn="0" w:lastRow="0" w:noHBand="0" w:noVBand="1" w:val="04A0"/>
       </w:tblPr>
       <w:tblGrid>
-        <w:gridCol w:w="10080"/>
+        <w:gridCol w:w="9936"/>
       </w:tblGrid>
       <w:tr>
         <w:tc>
           <w:tcPr>
             <w:tcW w:type="dxa" w:w="10080"/>
-            <w:shd w:fill="EEF3F8"/>
-            <w:vAlign w:val="center"/>
+            <w:shd w:fill="EAF1F8"/>
+            <w:tcMar>
+              <w:top w:w="80" w:type="dxa"/>
+              <w:start w:w="90" w:type="dxa"/>
+              <w:bottom w:w="80" w:type="dxa"/>
+              <w:end w:w="90" w:type="dxa"/>
+            </w:tcMar>
           </w:tcPr>
           <w:p>
-            <w:pPr>
-              <w:spacing w:before="80" w:after="80"/>
-            </w:pPr>
             <w:r>
               <w:rPr>
-                <w:rFonts w:ascii="Aptos" w:hAnsi="Aptos"/>
                 <w:b/>
-                <w:sz w:val="19"/>
               </w:rPr>
               <w:t xml:space="preserve">Important: </w:t>
             </w:r>
             <w:r>
-              <w:rPr>
-                <w:rFonts w:ascii="Aptos" w:hAnsi="Aptos"/>
-                <w:sz w:val="19"/>
-              </w:rPr>
-              <w:t>This is a design order, not the order you see stages firing on the launch pad. Think “what must this stage carry?” and work downward from the payload.</w:t>
+              <w:t>This is a design order, not the order the stages fire on the launch pad. Ask “what must this stage carry?” and work downward from the payload.</w:t>
             </w:r>
           </w:p>
         </w:tc>
@@ -612,14 +670,8 @@
     </w:tbl>
     <w:p>
       <w:pPr>
-        <w:spacing w:after="0"/>
-      </w:pPr>
-    </w:p>
-    <w:p>
-      <w:pPr>
         <w:pStyle w:val="Heading1"/>
         <w:keepNext/>
-        <w:keepLines/>
       </w:pPr>
       <w:r>
         <w:t>2. Start a New Stage-by-Stage Plan</w:t>
@@ -627,158 +679,87 @@
     </w:p>
     <w:p>
       <w:r>
-        <w:t>Open VesselPlanner in the VAB or SPH and select Stage-by-Stage mode from the left group of mode buttons. The Stage-by-Stage Plan window opens with the basic plan information at the top.</w:t>
-      </w:r>
-    </w:p>
-    <w:p>
-      <w:pPr/>
-      <w:r>
-        <w:t>The Stage-by-Stage Plan window opens left-aligned with the main VesselPlanner window, with its top edge immediately below the main mode buttons.</w:t>
-      </w:r>
-    </w:p>
-    <w:p>
-      <w:pPr/>
-      <w:r>
-        <w:t>With solid editor backgrounds enabled, the plan window uses a 0.36 gray background shade, lighter than the main planner, for clearer visual separation.</w:t>
-      </w:r>
-    </w:p>
-    <w:p>
-      <w:pPr>
-        <w:spacing w:after="60"/>
-      </w:pPr>
-      <w:r>
-        <w:rPr>
-          <w:b/>
-        </w:rPr>
-        <w:t>Vessel: The name used for the plan and saved plan file. When you select a saved Mission Planner plan, VesselPlanner automatically sets this field to the mission plan name; you can still edit it afterward.</w:t>
-      </w:r>
-      <w:r/>
-    </w:p>
-    <w:p>
-      <w:pPr>
-        <w:spacing w:after="60"/>
-      </w:pPr>
-      <w:r>
-        <w:rPr>
-          <w:b/>
-        </w:rPr>
-        <w:t xml:space="preserve">Payload (t): </w:t>
-      </w:r>
-      <w:r>
-        <w:t>The mass carried by Stage 1.</w:t>
-      </w:r>
-    </w:p>
-    <w:p>
-      <w:pPr>
-        <w:spacing w:after="60"/>
-      </w:pPr>
-      <w:r>
-        <w:rPr>
-          <w:b/>
-        </w:rPr>
-        <w:t xml:space="preserve">Starting body: </w:t>
-      </w:r>
-      <w:r>
-        <w:t>The celestial body currently selected in the main VesselPlanner window.</w:t>
+        <w:t>Open VesselPlanner in the VAB or SPH and select Stage-by-Stage from the left group of mode buttons.</w:t>
       </w:r>
     </w:p>
     <w:p>
       <w:r>
-        <w:t>If a vessel is already present in the editor, VesselPlanner can initialize the payload from the vessel’s wet mass. If the editor is empty, replace the default payload value with the mass of the spacecraft or payload you intend to carry.</w:t>
-      </w:r>
-    </w:p>
-    <w:p>
-      <w:pPr>
-        <w:pStyle w:val="Heading2"/>
-        <w:keepNext/>
-        <w:keepLines/>
-      </w:pPr>
-      <w:r>
-        <w:t>Example</w:t>
+        <w:t>The Stage-by-Stage Plan window opens below and left-aligned with the main VesselPlanner window. New/Edit Stage opens immediately to its right. When solid editor backgrounds are enabled, these windows use the lighter Stage-by-Stage underlay for visual separation.</w:t>
       </w:r>
     </w:p>
     <w:p>
       <w:r>
-        <w:t>For a 3.2-ton satellite or upper spacecraft, enter:</w:t>
-      </w:r>
-    </w:p>
-    <w:p>
-      <w:pPr>
-        <w:spacing w:before="40" w:after="120"/>
-        <w:ind w:left="360"/>
-      </w:pPr>
-      <w:r>
-        <w:rPr>
-          <w:rFonts w:ascii="Consolas" w:hAnsi="Consolas"/>
-          <w:sz w:val="19"/>
-        </w:rPr>
-        <w:t>Payload (t): 3.2</w:t>
+        <w:t>Vessel: the name used for the plan and saved plan file.</w:t>
       </w:r>
     </w:p>
     <w:p>
       <w:r>
-        <w:t>Stage 1 will then be sized to accelerate that 3.2-ton payload.</w:t>
+        <w:t>Payload (t): the mass carried by Stage 1. If a vessel is already in the editor, a new plan initializes this from the vessel's full wet mass. If the editor is empty, the default is 5.0 t.</w:t>
       </w:r>
     </w:p>
+    <w:p>
+      <w:r>
+        <w:t>Starting body: the celestial body currently selected in the main VesselPlanner window. This is the starting environment for unlinked stage calculations.</w:t>
+      </w:r>
+    </w:p>
+    <w:tbl>
+      <w:tblPr>
+        <w:tblW w:type="auto" w:w="0"/>
+        <w:jc w:val="center"/>
+        <w:tblLayout w:type="fixed"/>
+        <w:tblLook w:firstColumn="1" w:firstRow="1" w:lastColumn="0" w:lastRow="0" w:noHBand="0" w:noVBand="1" w:val="04A0"/>
+      </w:tblPr>
+      <w:tblGrid>
+        <w:gridCol w:w="9936"/>
+      </w:tblGrid>
+      <w:tr>
+        <w:tc>
+          <w:tcPr>
+            <w:tcW w:type="dxa" w:w="10080"/>
+            <w:shd w:fill="EAF1F8"/>
+            <w:tcMar>
+              <w:top w:w="80" w:type="dxa"/>
+              <w:start w:w="90" w:type="dxa"/>
+              <w:bottom w:w="80" w:type="dxa"/>
+              <w:end w:w="90" w:type="dxa"/>
+            </w:tcMar>
+          </w:tcPr>
+          <w:p>
+            <w:r>
+              <w:rPr>
+                <w:b/>
+              </w:rPr>
+              <w:t xml:space="preserve">Do not double-count payload: </w:t>
+            </w:r>
+            <w:r>
+              <w:t>Payload/Previous stages mass is handled separately. Additional Cargo Mass is only for hardware that belongs to the propulsion stage currently being designed.</w:t>
+            </w:r>
+          </w:p>
+        </w:tc>
+      </w:tr>
+    </w:tbl>
     <w:p>
       <w:pPr>
         <w:pStyle w:val="Heading1"/>
         <w:keepNext/>
-        <w:keepLines/>
       </w:pPr>
       <w:r>
-        <w:t>3. Select the Starting Environment</w:t>
+        <w:t>3. Optional: Drive the Plan from Mission Planner</w:t>
       </w:r>
     </w:p>
     <w:p>
       <w:r>
-        <w:t>Stage-by-Stage calculations use the celestial body selected in the main VesselPlanner window. Choose the body that matches the environment in which the stage will operate.</w:t>
+        <w:t>If you have already described the mission in Mission Planner, click Select Mission Plan and choose the saved mission.</w:t>
       </w:r>
     </w:p>
     <w:p>
       <w:r>
-        <w:t>For a Kerbin launch vehicle, for example, choose Kerbin. Atmospheric calculations also depend on the selected altitude/environment, so verify those settings before evaluating atmospheric performance.</w:t>
-      </w:r>
-    </w:p>
-    <w:p>
-      <w:pPr>
-        <w:pStyle w:val="Heading1"/>
-        <w:keepNext/>
-        <w:keepLines/>
-      </w:pPr>
-      <w:r>
-        <w:t>4. Create Stage 1</w:t>
+        <w:t>The selected mission appears in a sidebar with the last mission step first. The Stage-by-Stage plan name is initialized from the mission plan name and remains editable.</w:t>
       </w:r>
     </w:p>
     <w:p>
       <w:r>
-        <w:t>Click New Stage. The New Stage window opens. First choose whether this stage is Engines &amp; Tanks or Subassemblies.</w:t>
-      </w:r>
-    </w:p>
-    <w:p>
-      <w:pPr/>
-      <w:r>
-        <w:t>The New Stage window opens immediately to the right of the Stage-by-Stage Plan, with the two windows top-aligned and adjacent edge-to-edge. The New/Edit Stage window is slightly taller in both stage modes so the controls and bottom status text have additional room.</w:t>
-      </w:r>
-    </w:p>
-    <w:p>
-      <w:pPr/>
-      <w:r>
-        <w:t>New Stage and Edit Stage use the same 0.36 gray solid background shade as the Stage-by-Stage Plan.</w:t>
-      </w:r>
-    </w:p>
-    <w:p>
-      <w:pPr>
-        <w:pStyle w:val="Heading2"/>
-      </w:pPr>
-      <w:r>
-        <w:t>Stage Type</w:t>
-      </w:r>
-    </w:p>
-    <w:p>
-      <w:pPr/>
-      <w:r>
-        <w:t>Every newly added stage uses one of two mutually exclusive types:</w:t>
+        <w:t>Clicking a mission line opens the matching stage type:</w:t>
       </w:r>
     </w:p>
     <w:p>
@@ -786,7 +767,83 @@
         <w:pStyle w:val="ListBullet"/>
       </w:pPr>
       <w:r>
-        <w:t>Engines &amp; Tanks — use the normal delta-v/TWR solver, choose the booster layout if applicable, select an engine and tank set, add those parts to the plan, and click Done.</w:t>
+        <w:t>Engines &amp; Tanks mission step — Target Δv and ASL/VAC basis are copied into an Engines &amp; Tanks stage.</w:t>
+      </w:r>
+    </w:p>
+    <w:p>
+      <w:pPr>
+        <w:pStyle w:val="ListBullet"/>
+      </w:pPr>
+      <w:r>
+        <w:t>Subassemblies mission step — every saved subassembly, Count, and Decoupler flag is copied into a Subassemblies stage.</w:t>
+      </w:r>
+    </w:p>
+    <w:p>
+      <w:r>
+        <w:t>Clicking a mission line that is already linked to a stage opens that existing stage for editing instead of creating a duplicate.</w:t>
+      </w:r>
+    </w:p>
+    <w:p>
+      <w:r>
+        <w:t>When Calculate is used on a mission-linked stage, VesselPlanner derives the Planning body/environment from the mission history. When the relevant body comes from a transfer, the transfer destination is used.</w:t>
+      </w:r>
+    </w:p>
+    <w:tbl>
+      <w:tblPr>
+        <w:tblW w:type="auto" w:w="0"/>
+        <w:jc w:val="center"/>
+        <w:tblLayout w:type="fixed"/>
+        <w:tblLook w:firstColumn="1" w:firstRow="1" w:lastColumn="0" w:lastRow="0" w:noHBand="0" w:noVBand="1" w:val="04A0"/>
+      </w:tblPr>
+      <w:tblGrid>
+        <w:gridCol w:w="9936"/>
+      </w:tblGrid>
+      <w:tr>
+        <w:tc>
+          <w:tcPr>
+            <w:tcW w:type="dxa" w:w="10080"/>
+            <w:shd w:fill="EAF1F8"/>
+            <w:tcMar>
+              <w:top w:w="80" w:type="dxa"/>
+              <w:start w:w="90" w:type="dxa"/>
+              <w:bottom w:w="80" w:type="dxa"/>
+              <w:end w:w="90" w:type="dxa"/>
+            </w:tcMar>
+          </w:tcPr>
+          <w:p>
+            <w:r>
+              <w:rPr>
+                <w:b/>
+              </w:rPr>
+              <w:t xml:space="preserve">Mission tutorial: </w:t>
+            </w:r>
+            <w:r>
+              <w:t>For building the mission first, see Manual/VesselPlanner-Mission-Planner-Tutorial.docx.</w:t>
+            </w:r>
+          </w:p>
+        </w:tc>
+      </w:tr>
+    </w:tbl>
+    <w:p>
+      <w:pPr>
+        <w:pStyle w:val="Heading1"/>
+        <w:keepNext/>
+      </w:pPr>
+      <w:r>
+        <w:t>4. Create a Stage and Choose its Type</w:t>
+      </w:r>
+    </w:p>
+    <w:p>
+      <w:r>
+        <w:t>Click New Stage. Every stage is one of two mutually exclusive types:</w:t>
+      </w:r>
+    </w:p>
+    <w:p>
+      <w:pPr>
+        <w:pStyle w:val="ListBullet"/>
+      </w:pPr>
+      <w:r>
+        <w:t>Engines &amp; Tanks — use the delta-v/TWR solver, then choose an engine solution and compatible tank set.</w:t>
       </w:r>
     </w:p>
     <w:p>
@@ -798,86 +855,32 @@
       </w:r>
     </w:p>
     <w:p>
-      <w:pPr>
-        <w:pStyle w:val="Heading2"/>
-      </w:pPr>
       <w:r>
-        <w:t>Subassemblies Workflow</w:t>
-      </w:r>
-    </w:p>
-    <w:p>
-      <w:pPr/>
-      <w:r>
-        <w:t>The Subassemblies view lists saved subassemblies from the current save with their calculated wet mass. Click Add beside every subassembly that belongs in the stage.</w:t>
+        <w:t>Changing the stage type changes what is saved for that stage; one stage does not simultaneously contain propulsion solver data and a Subassemblies-stage definition.</w:t>
       </w:r>
     </w:p>
     <w:p>
       <w:pPr>
-        <w:pStyle w:val="ListBullet"/>
+        <w:pStyle w:val="Heading1"/>
+        <w:keepNext/>
       </w:pPr>
       <w:r>
-        <w:t>Count — enter how many copies of that subassembly the stage contains. Adding the same saved subassembly again increases its count.</w:t>
-      </w:r>
-    </w:p>
-    <w:p>
-      <w:pPr>
-        <w:pStyle w:val="ListBullet"/>
-      </w:pPr>
-      <w:r>
-        <w:t>Decoupler — enable this independently for each subassembly line. If Count is 3, enabling Decoupler adds three decouplers.</w:t>
-      </w:r>
-    </w:p>
-    <w:p>
-      <w:pPr/>
-      <w:r>
-        <w:t>The decoupler reference mass is selected from the saved subassembly root part bulkhead profile(s) using GameData/VesselPlanner/decouplerMasses.cfg. The stage total includes every subassembly copy plus every selected decoupler.</w:t>
-      </w:r>
-    </w:p>
-    <w:p>
-      <w:pPr/>
-      <w:r>
-        <w:t>Click Add Stage (or Save Stage while editing) to finish a Subassemblies stage. Its completed mass is immediately available to the next lower stage. The Subassemblies New/Edit Stage window is tall enough to keep the Stage mass and Add/Save/Cancel controls visible beneath both subassembly lists. The propulsion instructions below apply when Engines &amp; Tanks is selected.</w:t>
-      </w:r>
-      <w:r>
-        <w:t xml:space="preserve"> The validation/status line also remains fully visible when no subassembly has been selected yet.</w:t>
-      </w:r>
-    </w:p>
-    <w:p>
-      <w:pPr>
-        <w:pStyle w:val="Heading2"/>
-        <w:keepNext/>
-        <w:keepLines/>
-      </w:pPr>
-      <w:r>
-        <w:t>Target Δv</w:t>
+        <w:t>5. Define an Engines &amp; Tanks Stage</w:t>
       </w:r>
     </w:p>
     <w:p>
       <w:r>
-        <w:t>Enter the amount of delta-v the stage should provide.</w:t>
+        <w:t>For Engines &amp; Tanks, enter the stage requirements before calculating.</w:t>
       </w:r>
     </w:p>
     <w:p>
-      <w:pPr>
-        <w:spacing w:before="40" w:after="120"/>
-        <w:ind w:left="360"/>
-      </w:pPr>
       <w:r>
-        <w:rPr>
-          <w:rFonts w:ascii="Consolas" w:hAnsi="Consolas"/>
-          <w:sz w:val="19"/>
-        </w:rPr>
-        <w:t>Target Δv: 1200 m/s</w:t>
+        <w:t>Target Δv: the delta-v this stage must provide.</w:t>
       </w:r>
     </w:p>
     <w:p>
-      <w:pPr>
-        <w:pStyle w:val="Heading2"/>
-        <w:keepNext/>
-        <w:keepLines/>
-      </w:pPr>
       <w:r>
-        <w:t>Δv Basis</w:t>
+        <w:t>Δv Basis:</w:t>
       </w:r>
     </w:p>
     <w:p>
@@ -893,162 +896,65 @@
         <w:pStyle w:val="ListBullet"/>
       </w:pPr>
       <w:r>
-        <w:t>Atmosphere — use atmospheric engine performance for the selected environment.</w:t>
+        <w:t>Atmosphere — use atmospheric performance for the selected body/environment.</w:t>
       </w:r>
     </w:p>
     <w:p>
       <w:r>
-        <w:t>Vacuum is normally appropriate for stages intended primarily for space. Atmosphere is useful when sizing launch or low-altitude stages.</w:t>
-      </w:r>
-    </w:p>
-    <w:p>
-      <w:pPr>
-        <w:pStyle w:val="Heading2"/>
-        <w:keepNext/>
-        <w:keepLines/>
-      </w:pPr>
-      <w:r>
-        <w:t>Minimum TWR</w:t>
+        <w:t>Minimum TWR: the lowest acceptable thrust-to-weight ratio. Raising it generally requires more thrust and may increase engine count or stage mass.</w:t>
       </w:r>
     </w:p>
     <w:p>
       <w:r>
-        <w:t>Enter the lowest acceptable thrust-to-weight ratio. VesselPlanner excludes engine combinations that cannot meet this requirement.</w:t>
-      </w:r>
-    </w:p>
-    <w:p>
-      <w:pPr>
-        <w:spacing w:before="40" w:after="120"/>
-        <w:ind w:left="360"/>
-      </w:pPr>
-      <w:r>
-        <w:rPr>
-          <w:rFonts w:ascii="Consolas" w:hAnsi="Consolas"/>
-          <w:sz w:val="19"/>
-        </w:rPr>
-        <w:t>Minimum TWR: 1.2</w:t>
+        <w:t>Max Engines: the largest engine count VesselPlanner is allowed to consider.</w:t>
       </w:r>
     </w:p>
     <w:p>
       <w:r>
-        <w:t>Upper stages can often tolerate a lower TWR than launch stages. Raising the minimum TWR generally increases the required thrust and may increase engine count or stage mass.</w:t>
-      </w:r>
-    </w:p>
-    <w:p>
-      <w:pPr>
-        <w:pStyle w:val="Heading2"/>
-        <w:keepNext/>
-        <w:keepLines/>
-      </w:pPr>
-      <w:r>
-        <w:t>Max Engines</w:t>
+        <w:t>Additional Cargo Mass: fixed stage-local hardware not otherwise represented by the selected engine/tanks, such as structure, batteries, landing hardware, or avionics.</w:t>
       </w:r>
     </w:p>
     <w:p>
       <w:r>
-        <w:t>Set the largest number of engines VesselPlanner should consider in a candidate solution.</w:t>
-      </w:r>
-    </w:p>
-    <w:p>
-      <w:pPr>
-        <w:spacing w:before="40" w:after="120"/>
-        <w:ind w:left="360"/>
-      </w:pPr>
-      <w:r>
-        <w:rPr>
-          <w:rFonts w:ascii="Consolas" w:hAnsi="Consolas"/>
-          <w:sz w:val="19"/>
-        </w:rPr>
-        <w:t>Max engines: 4</w:t>
+        <w:t>Optional stage decoupler mass: include the separator between this stage and the stage above it.</w:t>
       </w:r>
     </w:p>
     <w:p>
       <w:r>
-        <w:t>With a maximum of four, VesselPlanner may consider one-, two-, three-, and four-engine solutions.</w:t>
-      </w:r>
-    </w:p>
-    <w:p>
-      <w:pPr>
-        <w:pStyle w:val="Heading2"/>
-        <w:keepNext/>
-        <w:keepLines/>
-      </w:pPr>
-      <w:r>
-        <w:t>Additional Cargo Mass</w:t>
-      </w:r>
-    </w:p>
-    <w:p>
-      <w:r>
-        <w:t>Use Additional Cargo Mass for fixed stage-local hardware that is not represented by the engine and tank parts you will select.</w:t>
-      </w:r>
-    </w:p>
-    <w:p>
-      <w:pPr>
-        <w:pStyle w:val="ListBullet"/>
-      </w:pPr>
-      <w:r>
-        <w:t>Structural parts and adapters</w:t>
-      </w:r>
-    </w:p>
-    <w:p>
-      <w:pPr>
-        <w:pStyle w:val="ListBullet"/>
-      </w:pPr>
-      <w:r>
-        <w:t>Batteries or avionics</w:t>
-      </w:r>
-    </w:p>
-    <w:p>
-      <w:pPr>
-        <w:pStyle w:val="ListBullet"/>
-      </w:pPr>
-      <w:r>
-        <w:t>Landing equipment</w:t>
-      </w:r>
-    </w:p>
-    <w:p>
-      <w:pPr>
-        <w:pStyle w:val="ListBullet"/>
-      </w:pPr>
-      <w:r>
-        <w:t>Other non-propellant hardware belonging to this stage</w:t>
+        <w:t>Booster layout options can record Side Boosters, Core burns too, and (when side boosters are enabled) Radial decouplers. These are saved as layout annotations; radial-decoupler mass is not inferred automatically because the number of booster stacks is not known from the engine/tank solution.</w:t>
       </w:r>
     </w:p>
     <w:tbl>
       <w:tblPr>
         <w:tblW w:type="auto" w:w="0"/>
         <w:jc w:val="center"/>
-        <w:tblLayout w:type="autofit"/>
+        <w:tblLayout w:type="fixed"/>
         <w:tblLook w:firstColumn="1" w:firstRow="1" w:lastColumn="0" w:lastRow="0" w:noHBand="0" w:noVBand="1" w:val="04A0"/>
       </w:tblPr>
       <w:tblGrid>
-        <w:gridCol w:w="10080"/>
+        <w:gridCol w:w="9936"/>
       </w:tblGrid>
       <w:tr>
         <w:tc>
           <w:tcPr>
             <w:tcW w:type="dxa" w:w="10080"/>
-            <w:shd w:fill="EEF3F8"/>
-            <w:vAlign w:val="center"/>
+            <w:shd w:fill="EAF1F8"/>
+            <w:tcMar>
+              <w:top w:w="80" w:type="dxa"/>
+              <w:start w:w="90" w:type="dxa"/>
+              <w:bottom w:w="80" w:type="dxa"/>
+              <w:end w:w="90" w:type="dxa"/>
+            </w:tcMar>
           </w:tcPr>
           <w:p>
-            <w:pPr>
-              <w:spacing w:before="80" w:after="80"/>
-            </w:pPr>
             <w:r>
               <w:rPr>
-                <w:rFonts w:ascii="Aptos" w:hAnsi="Aptos"/>
                 <w:b/>
-                <w:sz w:val="19"/>
               </w:rPr>
-              <w:t xml:space="preserve">Do not double-count payload: </w:t>
+              <w:t xml:space="preserve">Mission-linked stages: </w:t>
             </w:r>
             <w:r>
-              <w:rPr>
-                <w:rFonts w:ascii="Aptos" w:hAnsi="Aptos"/>
-                <w:sz w:val="19"/>
-              </w:rPr>
-              <w:t>The payload above the stage is already handled separately. Additional Cargo Mass is only for hardware that belongs to the stage being designed.</w:t>
+              <w:t>When a mission step opened this stage, Target Δv and basis are already prefilled. Review them before calculating.</w:t>
             </w:r>
           </w:p>
         </w:tc>
@@ -1056,161 +962,74 @@
     </w:tbl>
     <w:p>
       <w:pPr>
-        <w:pStyle w:val="Heading2"/>
-        <w:spacing w:after="0"/>
+        <w:pStyle w:val="Heading1"/>
+        <w:keepNext/>
       </w:pPr>
       <w:r>
-        <w:t>Mission Planner Step Types</w:t>
-      </w:r>
-    </w:p>
-    <w:p>
-      <w:pPr/>
-      <w:r>
-        <w:t>Mission Planner now uses the same mutually exclusive type model as Stage-By-Stage. An Engines &amp; Tanks mission step opens an Engines &amp; Tanks stage with its delta-v and ASL/VAC basis prefilled. A Subassemblies mission step opens a Subassemblies stage with its saved subassemblies, Counts, and Decoupler settings preloaded. One mission step never mixes propulsion parts and subassemblies.</w:t>
-      </w:r>
-    </w:p>
-    <w:p>
-      <w:pPr>
-        <w:pStyle w:val="Heading2"/>
-        <w:keepNext/>
-        <w:keepLines/>
-      </w:pPr>
-      <w:r>
-        <w:t>Decoupler and Booster Layout</w:t>
+        <w:t>6. Select Bulkhead Profiles</w:t>
       </w:r>
     </w:p>
     <w:p>
       <w:r>
-        <w:t>Enable Add decoupler mass if you want VesselPlanner to include the mass of the separator between this stage and the stage above it. Booster layout is stacked vertically: Side Boosters appears first, and Core burns too appears on the next line.</w:t>
-      </w:r>
-    </w:p>
-    <w:p>
-      <w:pPr>
-        <w:spacing w:before="40" w:after="120"/>
-        <w:ind w:left="360"/>
-      </w:pPr>
-      <w:r>
-        <w:rPr>
-          <w:rFonts w:ascii="Consolas" w:hAnsi="Consolas"/>
-          <w:sz w:val="19"/>
-        </w:rPr>
-        <w:t>When Side Boosters is enabled, Radial decouplers appears on the following line. These booster choices are saved with the stage and shown in its summary. Radial-decoupler mass is not inferred automatically. Stage-decoupler reference masses come from GameData/VesselPlanner/decouplerMasses.cfg.</w:t>
+        <w:t>Bulkhead profiles restrict which engines and tanks are considered so adjacent stages can remain mechanically compatible.</w:t>
       </w:r>
     </w:p>
     <w:p>
       <w:r>
-        <w:t>The selected bulkhead profile determines the stage-decoupler reference mass. If several applicable profiles are selected, VesselPlanner uses the largest matching configured mass.</w:t>
+        <w:t>Typical profiles include srf, size0, size1, size1p5, size2, and larger installed stack sizes.</w:t>
+      </w:r>
+    </w:p>
+    <w:p>
+      <w:r>
+        <w:t>You may select more than one profile. Clear selection removes the restriction.</w:t>
+      </w:r>
+    </w:p>
+    <w:p>
+      <w:r>
+        <w:t>Stage 1 can inherit a useful profile from the open lower attachment node of the existing editor craft. Later stages can inherit the previous stage engine's lower attachment profile. An inherited profile is only a starting preset; you can replace or expand it.</w:t>
+      </w:r>
+    </w:p>
+    <w:p>
+      <w:r>
+        <w:t>The selected profile also determines the reference stage-decoupler mass from GameData/VesselPlanner/decouplerMasses.cfg. When multiple applicable profiles are selected, VesselPlanner uses the largest matching configured mass.</w:t>
       </w:r>
     </w:p>
     <w:p>
       <w:pPr>
         <w:pStyle w:val="Heading1"/>
         <w:keepNext/>
-        <w:keepLines/>
       </w:pPr>
       <w:r>
-        <w:t>5. Select the Bulkhead Profile</w:t>
+        <w:t>7. Calculate the Stage</w:t>
       </w:r>
     </w:p>
     <w:p>
       <w:r>
-        <w:t>Bulkhead profiles restrict the engines and tanks VesselPlanner considers, helping keep adjacent planned stages mechanically compatible.</w:t>
-      </w:r>
-    </w:p>
-    <w:p>
-      <w:pPr>
-        <w:pStyle w:val="ListBullet"/>
-      </w:pPr>
-      <w:r>
-        <w:t>srf — surface attach</w:t>
-      </w:r>
-    </w:p>
-    <w:p>
-      <w:pPr>
-        <w:pStyle w:val="ListBullet"/>
-      </w:pPr>
-      <w:r>
-        <w:t>size0</w:t>
-      </w:r>
-    </w:p>
-    <w:p>
-      <w:pPr>
-        <w:pStyle w:val="ListBullet"/>
-      </w:pPr>
-      <w:r>
-        <w:t>size1</w:t>
-      </w:r>
-    </w:p>
-    <w:p>
-      <w:pPr>
-        <w:pStyle w:val="ListBullet"/>
-      </w:pPr>
-      <w:r>
-        <w:t>size1p5</w:t>
-      </w:r>
-    </w:p>
-    <w:p>
-      <w:pPr>
-        <w:pStyle w:val="ListBullet"/>
-      </w:pPr>
-      <w:r>
-        <w:t>size2 and larger stack sizes, when installed</w:t>
+        <w:t>Click Calculate. VesselPlanner uses the normal Planning solver with this stage's payload/Previous stages mass, target delta-v, TWR, basis, engine-count limit, cargo, decoupler, and profile restrictions.</w:t>
       </w:r>
     </w:p>
     <w:p>
       <w:r>
-        <w:t>You may select more than one profile. If no profile is selected, VesselPlanner treats the selection as unrestricted.</w:t>
+        <w:t>The Stage-by-Stage Plan stays active in the background while the main VesselPlanner window shows the candidate engines.</w:t>
       </w:r>
     </w:p>
     <w:p>
       <w:r>
-        <w:t>For Stage 1, VesselPlanner may infer a useful profile from the open lower attachment node of the vessel already in the editor. For later stages, it can use the attachment profile of the engine selected for the previous stage when possible. You can always override the automatic selection.</w:t>
+        <w:t>Engine Filter and Exclude accept comma-separated terms. Filter is OR matching; any Exclude match removes the candidate. Engine names use KSP localization when available.</w:t>
       </w:r>
     </w:p>
     <w:p>
       <w:pPr>
         <w:pStyle w:val="Heading1"/>
         <w:keepNext/>
-        <w:keepLines/>
       </w:pPr>
       <w:r>
-        <w:t>6. Calculate the Stage</w:t>
+        <w:t>8. Choose an Engine</w:t>
       </w:r>
     </w:p>
     <w:p>
       <w:r>
-        <w:t>After entering the stage requirements, click Calculate. VesselPlanner returns to the main planner window and populates the candidate-engine list with solutions calculated specifically for the current stage.</w:t>
-      </w:r>
-    </w:p>
-    <w:p>
-      <w:r>
-        <w:t>The Stage-by-Stage Plan remains active in the background and waits for your engine and tank selections.</w:t>
-      </w:r>
-    </w:p>
-    <w:p>
-      <w:pPr>
-        <w:pStyle w:val="Heading1"/>
-        <w:keepNext/>
-        <w:keepLines/>
-      </w:pPr>
-      <w:r>
-        <w:t>7. Choose an Engine</w:t>
-      </w:r>
-    </w:p>
-    <w:p>
-      <w:r>
-        <w:t>Review the candidate engine list. Each row represents an engine and engine-count combination that satisfies the filters and performance requirements you entered. Engine names use KSP localization when a localized part title is available. Filter and Exclude both accept comma-separated terms: Filter is an OR match, while any matching Exclude term removes an engine.</w:t>
-      </w:r>
-    </w:p>
-    <w:p>
-      <w:pPr/>
-      <w:r>
-        <w:t>The main VesselPlanner window is horizontally resizable from 1150 to 1850 pixels using the grip on its right edge; the selected width is remembered. When the candidate list is wider than the visible area, use its horizontal scrollbar; the column-heading buttons scroll horizontally with the engine rows so each heading stays aligned with its data. The synchronized header area is 34 pixels tall.</w:t>
-      </w:r>
-    </w:p>
-    <w:p>
-      <w:r>
-        <w:t>Depending on the enabled columns, you can compare:</w:t>
+        <w:t>Each candidate row represents an engine/count solution that satisfies the current requirements. Depending on the enabled columns, you can compare:</w:t>
       </w:r>
     </w:p>
     <w:p>
@@ -1242,7 +1061,7 @@
         <w:pStyle w:val="ListBullet"/>
       </w:pPr>
       <w:r>
-        <w:t>Delta-v</w:t>
+        <w:t>Atmospheric and vacuum delta-v</w:t>
       </w:r>
     </w:p>
     <w:p>
@@ -1287,44 +1106,108 @@
     </w:p>
     <w:p>
       <w:r>
-        <w:t>Click a row to select it. The Selected Engine pane shows more detailed information for that solution.</w:t>
+        <w:t>Click a row to select it. The Selected Engine pane shows more details.</w:t>
+      </w:r>
+    </w:p>
+    <w:p>
+      <w:r>
+        <w:t>The main VesselPlanner window can be resized horizontally from 1150 to 1850 px. If the table is wider than the visible area, use the horizontal scrollbar; the header scrolls with the rows.</w:t>
+      </w:r>
+    </w:p>
+    <w:p>
+      <w:r>
+        <w:t>Part thumbnails are shown in the engine list. Hover a thumbnail to see the larger rotating preview using the current Part Images settings.</w:t>
+      </w:r>
+    </w:p>
+    <w:p>
+      <w:pPr>
+        <w:pStyle w:val="Heading1"/>
+        <w:keepNext/>
+      </w:pPr>
+      <w:r>
+        <w:t>9. Choose a Tank Set</w:t>
+      </w:r>
+    </w:p>
+    <w:p>
+      <w:r>
+        <w:t>After selecting an engine, use the Tanks pane to choose a compatible tank solution.</w:t>
+      </w:r>
+    </w:p>
+    <w:p>
+      <w:r>
+        <w:t>VesselPlanner can solve one-, two-, or three-type tank sets. All tank types in a set share one KSP bulkhead profile.</w:t>
+      </w:r>
+    </w:p>
+    <w:p>
+      <w:r>
+        <w:t>Tank Filter and Exclude work like the engine filters and accept comma-separated display-name or internal-name terms.</w:t>
+      </w:r>
+    </w:p>
+    <w:p>
+      <w:r>
+        <w:t>Tank rows can show the tank types and counts, total tank count, dry mass, excess capacity, total capacity, shared profile, and a thumbnail for each tank type.</w:t>
+      </w:r>
+    </w:p>
+    <w:p>
+      <w:r>
+        <w:t>While a Stage-by-Stage stage is open, the tank action is labeled Add to Stage. A tank selection is required before Add Engine &amp; Tanks can record the combined propulsion solution.</w:t>
+      </w:r>
+    </w:p>
+    <w:p>
+      <w:pPr>
+        <w:pStyle w:val="Heading1"/>
+        <w:keepNext/>
+      </w:pPr>
+      <w:r>
+        <w:t>10. Add the Engine and Tanks to the Stage</w:t>
+      </w:r>
+    </w:p>
+    <w:p>
+      <w:r>
+        <w:t>Once both an engine and tank set are selected, click Add Engine &amp; Tanks.</w:t>
+      </w:r>
+    </w:p>
+    <w:p>
+      <w:r>
+        <w:t>VesselPlanner records the selected engine, engine quantity, every tank type in the selected set, and each solved tank count in the current stage, then returns the Stage-by-Stage Plan to the front.</w:t>
+      </w:r>
+    </w:p>
+    <w:p>
+      <w:r>
+        <w:t>Selected tanks, optional stage decoupler, and engines are listed beneath the stage summary. Engine/tank lines include part thumbnails; the summary also shows the saved booster-layout options.</w:t>
       </w:r>
     </w:p>
     <w:tbl>
       <w:tblPr>
         <w:tblW w:type="auto" w:w="0"/>
         <w:jc w:val="center"/>
-        <w:tblLayout w:type="autofit"/>
+        <w:tblLayout w:type="fixed"/>
         <w:tblLook w:firstColumn="1" w:firstRow="1" w:lastColumn="0" w:lastRow="0" w:noHBand="0" w:noVBand="1" w:val="04A0"/>
       </w:tblPr>
       <w:tblGrid>
-        <w:gridCol w:w="10080"/>
+        <w:gridCol w:w="9936"/>
       </w:tblGrid>
       <w:tr>
         <w:tc>
           <w:tcPr>
             <w:tcW w:type="dxa" w:w="10080"/>
-            <w:shd w:fill="EEF3F8"/>
-            <w:vAlign w:val="center"/>
+            <w:shd w:fill="EAF1F8"/>
+            <w:tcMar>
+              <w:top w:w="80" w:type="dxa"/>
+              <w:start w:w="90" w:type="dxa"/>
+              <w:bottom w:w="80" w:type="dxa"/>
+              <w:end w:w="90" w:type="dxa"/>
+            </w:tcMar>
           </w:tcPr>
           <w:p>
-            <w:pPr>
-              <w:spacing w:before="80" w:after="80"/>
-            </w:pPr>
             <w:r>
               <w:rPr>
-                <w:rFonts w:ascii="Aptos" w:hAnsi="Aptos"/>
                 <w:b/>
-                <w:sz w:val="19"/>
               </w:rPr>
               <w:t xml:space="preserve">Stage-by-Stage behavior: </w:t>
             </w:r>
             <w:r>
-              <w:rPr>
-                <w:rFonts w:ascii="Aptos" w:hAnsi="Aptos"/>
-                <w:sz w:val="19"/>
-              </w:rPr>
-              <w:t>While a stage is open, selecting Add controls records parts in the plan rather than simply treating the planner as a one-off calculator.</w:t>
+              <w:t>Add actions record parts in the current plan rather than treating the main Planner as a one-off calculator.</w:t>
             </w:r>
           </w:p>
         </w:tc>
@@ -1332,27 +1215,21 @@
     </w:tbl>
     <w:p>
       <w:pPr>
-        <w:spacing w:after="0"/>
-      </w:pPr>
-    </w:p>
-    <w:p>
-      <w:pPr>
         <w:pStyle w:val="Heading1"/>
         <w:keepNext/>
-        <w:keepLines/>
       </w:pPr>
       <w:r>
-        <w:t>8. Choose a Tank</w:t>
+        <w:t>11. Build a Subassemblies Stage</w:t>
       </w:r>
     </w:p>
     <w:p>
       <w:r>
-        <w:t>After selecting an engine, use the Tanks pane to choose a compatible one-, two-, or three-type tank set; every type in a set shares one KSP bulkhead profile. Tank Filter and Exclude share one row like the engine filters. Both accept comma-separated display/internal-name terms: Filter is OR matching, while any Exclude match hides the set.</w:t>
+        <w:t>Choose Subassemblies when the stage is composed from saved KSP subassemblies instead of a propulsion solution.</w:t>
       </w:r>
     </w:p>
     <w:p>
       <w:r>
-        <w:t>The tank list can include information such as:</w:t>
+        <w:t>The editor intentionally mirrors Mission Planner's two-list workflow:</w:t>
       </w:r>
     </w:p>
     <w:p>
@@ -1360,7 +1237,7 @@
         <w:pStyle w:val="ListBullet"/>
       </w:pPr>
       <w:r>
-        <w:t>Tank set and per-type counts</w:t>
+        <w:t>Available subassemblies — saved subassemblies found in the current save.</w:t>
       </w:r>
     </w:p>
     <w:p>
@@ -1368,307 +1245,84 @@
         <w:pStyle w:val="ListBullet"/>
       </w:pPr>
       <w:r>
-        <w:t>Total number of tanks</w:t>
-      </w:r>
-    </w:p>
-    <w:p>
-      <w:pPr>
-        <w:pStyle w:val="ListBullet"/>
-      </w:pPr>
-      <w:r>
-        <w:t>Total tank dry mass</w:t>
-      </w:r>
-    </w:p>
-    <w:p>
-      <w:pPr>
-        <w:pStyle w:val="ListBullet"/>
-      </w:pPr>
-      <w:r>
-        <w:t>Excess capacity</w:t>
-      </w:r>
-    </w:p>
-    <w:p>
-      <w:pPr>
-        <w:pStyle w:val="ListBullet"/>
-      </w:pPr>
-      <w:r>
-        <w:t>Total capacity</w:t>
-      </w:r>
-    </w:p>
-    <w:p>
-      <w:pPr>
-        <w:pStyle w:val="ListBullet"/>
-      </w:pPr>
-      <w:r>
-        <w:t>Shared bulkhead profile</w:t>
+        <w:t>Subassemblies in this stage — the entries already selected.</w:t>
       </w:r>
     </w:p>
     <w:p>
       <w:r>
-        <w:t>Select the tank set for the stage. While a Stage-By-Stage stage is open, each tank-row action is labeled Add to Stage. A tank selection is also required before Add Engine &amp; Tanks can add the combined solution.</w:t>
+        <w:t>Click Add for each saved assembly, set Count, and optionally enable Decoupler independently for each line. Adding the same subassembly again increases its count.</w:t>
+      </w:r>
+    </w:p>
+    <w:p>
+      <w:r>
+        <w:t>VesselPlanner uses the saved craft's calculated wet mass. Per-copy decoupler reference mass is selected from decouplerMasses.cfg using the subassembly root part's bulkhead profile(s).</w:t>
+      </w:r>
+    </w:p>
+    <w:p>
+      <w:r>
+        <w:t>Click Add Stage (or Save Stage while editing) to finish the Subassemblies stage. Its complete mass, including all selected per-copy decouplers, is immediately included in the stages below it.</w:t>
       </w:r>
     </w:p>
     <w:p>
       <w:pPr>
         <w:pStyle w:val="Heading1"/>
         <w:keepNext/>
-        <w:keepLines/>
       </w:pPr>
       <w:r>
-        <w:t>9. Add the Engine and Tanks to the Plan</w:t>
+        <w:t>12. Review, Finish, and Create the Next Stage</w:t>
       </w:r>
     </w:p>
     <w:p>
       <w:r>
-        <w:t>Once both an engine and tank set are selected, click Add Engine &amp; Tanks. VesselPlanner records the selected engine, engine quantity, every tank type in the selected set, and each solved tank count in the current stage, then returns the Stage-by-Stage Plan window to the front.</w:t>
+        <w:t>Review the stage summary and contents. If a selected propulsion part is wrong, use Remove beside it and choose a replacement.</w:t>
       </w:r>
     </w:p>
     <w:p>
       <w:r>
-        <w:t>For an Engines &amp; Tanks stage, selected tanks, decoupler, and engines appear beneath the summary; engine/tank lines include part thumbnails. The summary also shows selected booster-layout options. A Subassemblies stage instead lists each subassembly and any matching decoupler line.</w:t>
-      </w:r>
-    </w:p>
-    <w:p>
-      <w:pPr>
-        <w:pStyle w:val="Heading1"/>
-        <w:keepNext/>
-        <w:keepLines/>
-      </w:pPr>
-      <w:r>
-        <w:t>10. Review and Finish the Stage</w:t>
+        <w:t>For Engines &amp; Tanks, click Done when the stage contents are complete. For Subassemblies, the Add/Save Stage action completes the stage directly.</w:t>
       </w:r>
     </w:p>
     <w:p>
       <w:r>
-        <w:t>Review the stage summary and contents. An Engines &amp; Tanks summary includes target delta-v basis, minimum TWR, and engine-count limit. A Subassemblies summary shows the total number of subassembly copies and the complete stage mass including selected decouplers.</w:t>
+        <w:t>Click New Stage again. For Stage 2 and every later stage, VesselPlanner displays Previous stages mass.</w:t>
       </w:r>
     </w:p>
     <w:p>
       <w:r>
-        <w:t>If you selected the wrong part, use Remove beside that part. When the stage is complete, click Done. This closes the active stage while leaving it in the plan.</w:t>
-      </w:r>
-    </w:p>
-    <w:p>
-      <w:pPr>
-        <w:pStyle w:val="Heading1"/>
-        <w:keepNext/>
-        <w:keepLines/>
-      </w:pPr>
-      <w:r>
-        <w:t>11. Create the Next Stage</w:t>
-      </w:r>
-    </w:p>
-    <w:p>
-      <w:r>
-        <w:t>Click New Stage again. For Stage 2 and every later stage, VesselPlanner displays Previous stages mass. You do not need to calculate this value yourself.</w:t>
-      </w:r>
-    </w:p>
-    <w:p>
-      <w:r>
-        <w:t>VesselPlanner carries forward the original payload and the complete wet mass of all stages already planned. This includes Engines &amp; Tanks stages with propulsion, resources, cargo, and any stage decoupler, plus Subassemblies stages with every subassembly copy and selected per-copy decoupler.</w:t>
-      </w:r>
-    </w:p>
-    <w:p>
-      <w:pPr>
-        <w:pStyle w:val="Heading2"/>
-        <w:keepNext/>
-        <w:keepLines/>
-      </w:pPr>
-      <w:r>
-        <w:t>Example</w:t>
-      </w:r>
-    </w:p>
-    <w:p>
-      <w:r>
-        <w:t>Suppose the original payload is 3.2 t and the completed Stage 1 contributes 4.8 t of wet mass. Stage 2 is therefore sized to carry:</w:t>
-      </w:r>
-    </w:p>
-    <w:p>
-      <w:pPr>
-        <w:spacing w:before="40" w:after="120"/>
-        <w:ind w:left="360"/>
-      </w:pPr>
-      <w:r>
-        <w:rPr>
-          <w:rFonts w:ascii="Consolas" w:hAnsi="Consolas"/>
-          <w:sz w:val="19"/>
-        </w:rPr>
-        <w:t>3.2 t payload + 4.8 t Stage 1 = 8.0 t</w:t>
-      </w:r>
-    </w:p>
-    <w:p>
-      <w:r>
-        <w:t>When Stage 2 is complete, its wet mass is added as well when Stage 3 is created.</w:t>
-      </w:r>
-    </w:p>
-    <w:p>
-      <w:pPr>
-        <w:pStyle w:val="Heading1"/>
-        <w:keepNext/>
-        <w:keepLines/>
-      </w:pPr>
-      <w:r>
-        <w:t>12. Continue Down the Vehicle</w:t>
-      </w:r>
-    </w:p>
-    <w:p>
-      <w:r>
-        <w:t>Repeat the same design cycle for each lower stage:</w:t>
-      </w:r>
-    </w:p>
-    <w:p>
-      <w:pPr>
-        <w:spacing w:after="40"/>
-        <w:ind w:left="403" w:hanging="317"/>
-      </w:pPr>
-      <w:r>
-        <w:t xml:space="preserve">1. </w:t>
-      </w:r>
-      <w:r>
-        <w:t>Click New Stage.</w:t>
-      </w:r>
-    </w:p>
-    <w:p>
-      <w:pPr>
-        <w:spacing w:after="40"/>
-        <w:ind w:left="403" w:hanging="317"/>
-      </w:pPr>
-      <w:r>
-        <w:t>2. Choose the stage type and enter its propulsion requirements or subassembly contents.</w:t>
-      </w:r>
-    </w:p>
-    <w:p>
-      <w:pPr>
-        <w:spacing w:after="40"/>
-        <w:ind w:left="403" w:hanging="317"/>
-      </w:pPr>
-      <w:r>
-        <w:t xml:space="preserve">3. </w:t>
-      </w:r>
-      <w:r>
-        <w:t>Verify Previous stages mass.</w:t>
-      </w:r>
-    </w:p>
-    <w:p>
-      <w:pPr>
-        <w:spacing w:after="40"/>
-        <w:ind w:left="403" w:hanging="317"/>
-      </w:pPr>
-      <w:r>
-        <w:t xml:space="preserve">4. </w:t>
-      </w:r>
-      <w:r>
-        <w:t>Select or confirm the bulkhead profile.</w:t>
-      </w:r>
-    </w:p>
-    <w:p>
-      <w:pPr>
-        <w:spacing w:after="40"/>
-        <w:ind w:left="403" w:hanging="317"/>
-      </w:pPr>
-      <w:r>
-        <w:t>5. For Engines &amp; Tanks, click Calculate. For Subassemblies, save the stage directly.</w:t>
-      </w:r>
-    </w:p>
-    <w:p>
-      <w:pPr>
-        <w:spacing w:after="40"/>
-        <w:ind w:left="403" w:hanging="317"/>
-      </w:pPr>
-      <w:r>
-        <w:t>6. For Engines &amp; Tanks, choose an engine solution.</w:t>
-      </w:r>
-    </w:p>
-    <w:p>
-      <w:pPr>
-        <w:spacing w:after="40"/>
-        <w:ind w:left="403" w:hanging="317"/>
-      </w:pPr>
-      <w:r>
-        <w:t>7. For Engines &amp; Tanks, choose a tank solution.</w:t>
-      </w:r>
-    </w:p>
-    <w:p>
-      <w:pPr>
-        <w:spacing w:after="40"/>
-        <w:ind w:left="403" w:hanging="317"/>
-      </w:pPr>
-      <w:r>
-        <w:t>8. For Engines &amp; Tanks, add the engine and tanks to the plan.</w:t>
-      </w:r>
-    </w:p>
-    <w:p>
-      <w:pPr>
-        <w:spacing w:after="40"/>
-        <w:ind w:left="403" w:hanging="317"/>
-      </w:pPr>
-      <w:r>
-        <w:t>9. Review the stage; click Done for Engines &amp; Tanks, or continue after the saved Subassemblies stage.</w:t>
-      </w:r>
-    </w:p>
-    <w:p>
-      <w:r>
-        <w:t>Continue until the lowest stage is designed. For a conventional launcher, the final stage you design will usually be the launch or booster stage because it must carry everything above it.</w:t>
-      </w:r>
-    </w:p>
-    <w:p>
-      <w:pPr>
-        <w:pStyle w:val="Heading1"/>
-        <w:keepNext/>
-        <w:keepLines/>
-      </w:pPr>
-      <w:r>
-        <w:t>13. Edit an Existing Stage</w:t>
-      </w:r>
-    </w:p>
-    <w:p>
-      <w:r>
-        <w:t>Before finalizing, use Edit beside a stage to change it. Engines &amp; Tanks stages can revise target delta-v, basis, TWR, engine limits, cargo, stage decoupler, booster-layout options, and bulkhead profiles. Subassemblies stages can add/remove subassemblies, change counts, and toggle decouplers.</w:t>
-      </w:r>
-    </w:p>
-    <w:p>
-      <w:r>
-        <w:t>Click Calculate again to regenerate engine solutions for the revised stage. Existing selected parts can be retained while you compare the new calculation; remove or replace them as needed.</w:t>
-      </w:r>
-      <w:r>
-        <w:t xml:space="preserve"> If a mission plan is selected or linked to that stage, VesselPlanner first changes the Planning body to the last body referenced in that mission plan; for a final interplanetary transfer it uses the destination body.</w:t>
+        <w:t>Previous stages mass includes the complete wet mass of all finished upper stages: propulsion hardware/resources, additional cargo, stage decoupler mass, Subassemblies-stage contents, and selected per-copy decouplers.</w:t>
       </w:r>
     </w:p>
     <w:tbl>
       <w:tblPr>
         <w:tblW w:type="auto" w:w="0"/>
         <w:jc w:val="center"/>
-        <w:tblLayout w:type="autofit"/>
+        <w:tblLayout w:type="fixed"/>
         <w:tblLook w:firstColumn="1" w:firstRow="1" w:lastColumn="0" w:lastRow="0" w:noHBand="0" w:noVBand="1" w:val="04A0"/>
       </w:tblPr>
       <w:tblGrid>
-        <w:gridCol w:w="10080"/>
+        <w:gridCol w:w="9936"/>
       </w:tblGrid>
       <w:tr>
         <w:tc>
           <w:tcPr>
             <w:tcW w:type="dxa" w:w="10080"/>
-            <w:shd w:fill="EEF3F8"/>
-            <w:vAlign w:val="center"/>
+            <w:shd w:fill="EAF1F8"/>
+            <w:tcMar>
+              <w:top w:w="80" w:type="dxa"/>
+              <w:start w:w="90" w:type="dxa"/>
+              <w:bottom w:w="80" w:type="dxa"/>
+              <w:end w:w="90" w:type="dxa"/>
+            </w:tcMar>
           </w:tcPr>
           <w:p>
-            <w:pPr>
-              <w:spacing w:before="80" w:after="80"/>
-            </w:pPr>
             <w:r>
               <w:rPr>
-                <w:rFonts w:ascii="Aptos" w:hAnsi="Aptos"/>
                 <w:b/>
-                <w:sz w:val="19"/>
               </w:rPr>
               <w:t xml:space="preserve">Recalculate downstream stages: </w:t>
             </w:r>
             <w:r>
-              <w:rPr>
-                <w:rFonts w:ascii="Aptos" w:hAnsi="Aptos"/>
-                <w:sz w:val="19"/>
-              </w:rPr>
-              <w:t>If you significantly change an earlier stage, review the stages below it. Their required performance depends on the wet mass of everything above them.</w:t>
+              <w:t>If you significantly change an earlier/upper stage, review the stages below it because their required performance depends on the wet mass above them.</w:t>
             </w:r>
           </w:p>
         </w:tc>
@@ -1676,14 +1330,37 @@
     </w:tbl>
     <w:p>
       <w:pPr>
-        <w:spacing w:after="0"/>
+        <w:pStyle w:val="Heading1"/>
+        <w:keepNext/>
       </w:pPr>
+      <w:r>
+        <w:t>13. Edit Existing Stages</w:t>
+      </w:r>
+    </w:p>
+    <w:p>
+      <w:r>
+        <w:t>Use Edit beside a stage to revise it.</w:t>
+      </w:r>
+    </w:p>
+    <w:p>
+      <w:r>
+        <w:t>Engines &amp; Tanks stages can change target delta-v, basis, TWR, max engines, cargo, stage decoupler, booster-layout flags, and bulkhead profiles. Click Calculate again to regenerate candidate engines for the revised requirements.</w:t>
+      </w:r>
+    </w:p>
+    <w:p>
+      <w:r>
+        <w:t>Subassemblies stages can add/remove saved assemblies, change counts, and toggle per-copy decouplers.</w:t>
+      </w:r>
+    </w:p>
+    <w:p>
+      <w:r>
+        <w:t>If the stage is linked to a Mission Planner step, its mission-plan name and step number remain associated with it so clicking the same mission line returns to that stage.</w:t>
+      </w:r>
     </w:p>
     <w:p>
       <w:pPr>
         <w:pStyle w:val="Heading1"/>
         <w:keepNext/>
-        <w:keepLines/>
       </w:pPr>
       <w:r>
         <w:t>14. Save and Load Plans</w:t>
@@ -1691,32 +1368,23 @@
     </w:p>
     <w:p>
       <w:r>
-        <w:t>Save an unfinished plan at any time by entering the desired vessel name and clicking Save. Saved plans are stored under:</w:t>
-      </w:r>
-    </w:p>
-    <w:p>
-      <w:pPr>
-        <w:spacing w:before="40" w:after="120"/>
-        <w:ind w:left="360"/>
-      </w:pPr>
-      <w:r>
-        <w:rPr>
-          <w:rFonts w:ascii="Consolas" w:hAnsi="Consolas"/>
-          <w:sz w:val="19"/>
-        </w:rPr>
-        <w:t>GameData/VesselPlanner/PluginData/Plans</w:t>
+        <w:t>Save an unfinished plan at any time by entering the desired vessel name and clicking Save. Saved Stage-by-Stage plans are stored under VesselPlanner's PluginData plan directory.</w:t>
       </w:r>
     </w:p>
     <w:p>
       <w:r>
-        <w:t>Use Load to reopen a saved plan. The Load window also provides plan-file management, including deleting plans you no longer need.</w:t>
+        <w:t>Use Load to reopen a saved plan. Older plans are migrated where possible; plans saved before explicit stage types were introduced load as Engines &amp; Tanks stages.</w:t>
+      </w:r>
+    </w:p>
+    <w:p>
+      <w:r>
+        <w:t>If a mission plan was selected, the Stage-by-Stage vessel name starts from the mission name but remains independently editable.</w:t>
       </w:r>
     </w:p>
     <w:p>
       <w:pPr>
         <w:pStyle w:val="Heading1"/>
         <w:keepNext/>
-        <w:keepLines/>
       </w:pPr>
       <w:r>
         <w:t>15. Finalize the Plan</w:t>
@@ -1724,7 +1392,7 @@
     </w:p>
     <w:p>
       <w:r>
-        <w:t>When every stage is complete, click Finalize. Finalizing turns the design into a build list for the VAB/SPH.</w:t>
+        <w:t>When every stage is complete, click Finalize. Finalizing turns the design into a practical build list for the VAB/SPH.</w:t>
       </w:r>
     </w:p>
     <w:p>
@@ -1753,7 +1421,15 @@
         <w:pStyle w:val="ListBullet"/>
       </w:pPr>
       <w:r>
-        <w:t>Each planned engine and tank receives an Add button. Subassembly stages remain listed with their counts and decouplers and are placed through KSP’s normal saved-subassembly workflow.</w:t>
+        <w:t>Planned engine and tank lines receive Add actions for normal KSP editor placement.</w:t>
+      </w:r>
+    </w:p>
+    <w:p>
+      <w:pPr>
+        <w:pStyle w:val="ListBullet"/>
+      </w:pPr>
+      <w:r>
+        <w:t>Subassemblies stages remain listed with counts and decouplers and are placed through KSP's normal saved-subassembly workflow.</w:t>
       </w:r>
     </w:p>
     <w:p>
@@ -1774,227 +1450,155 @@
     </w:p>
     <w:p>
       <w:r>
-        <w:t>Work through the plan from the top and use the Add buttons to select the corresponding KSP parts for placement. The quantity beside each part tells you how many copies the plan calls for.</w:t>
-      </w:r>
-    </w:p>
-    <w:p>
-      <w:pPr>
-        <w:pStyle w:val="Heading2"/>
-        <w:keepNext/>
-        <w:keepLines/>
-      </w:pPr>
-      <w:r>
-        <w:t>Example</w:t>
-      </w:r>
-    </w:p>
-    <w:p>
-      <w:pPr>
-        <w:spacing w:before="40" w:after="120"/>
-        <w:ind w:left="360"/>
-      </w:pPr>
-      <w:r>
-        <w:rPr>
-          <w:rFonts w:ascii="Consolas" w:hAnsi="Consolas"/>
-          <w:sz w:val="19"/>
-        </w:rPr>
-        <w:t>4 × LV-T45 “Swivel”</w:t>
-      </w:r>
-    </w:p>
-    <w:p>
-      <w:r>
-        <w:t>means that stage requires four Swivel engines. The Add button selects the part for placement; place the required number using the normal KSP editor.</w:t>
-      </w:r>
-    </w:p>
-    <w:p>
-      <w:r>
-        <w:t>If the design needs to change after finalization, click Reopen to return the plan to editing mode.</w:t>
+        <w:t>Work through the plan from the top and place the required number of each part. If the design must change, click Reopen to return to editing mode.</w:t>
       </w:r>
     </w:p>
     <w:p>
       <w:pPr>
         <w:pStyle w:val="Heading1"/>
         <w:keepNext/>
-        <w:keepLines/>
       </w:pPr>
       <w:r>
-        <w:t>16. Recommended Working Method</w:t>
+        <w:t>16. Recommended Mission-Driven Workflow</w:t>
       </w:r>
     </w:p>
     <w:p>
-      <w:pPr>
-        <w:spacing w:after="40"/>
-        <w:ind w:left="403" w:hanging="317"/>
-      </w:pPr>
+      <w:pPr/>
       <w:r>
-        <w:t xml:space="preserve">1. </w:t>
-      </w:r>
-      <w:r>
-        <w:t>Build or determine the mass of the payload.</w:t>
+        <w:t>1.  Describe the mission chronologically in Mission Planner and save it.</w:t>
       </w:r>
     </w:p>
     <w:p>
-      <w:pPr>
-        <w:spacing w:after="40"/>
-        <w:ind w:left="403" w:hanging="317"/>
-      </w:pPr>
+      <w:pPr/>
       <w:r>
-        <w:t xml:space="preserve">2. </w:t>
-      </w:r>
-      <w:r>
-        <w:t>Open VesselPlanner and select Stage-by-Stage mode.</w:t>
+        <w:t>2.  Open Stage-by-Stage and Select Mission Plan.</w:t>
       </w:r>
     </w:p>
     <w:p>
-      <w:pPr>
-        <w:spacing w:after="40"/>
-        <w:ind w:left="403" w:hanging="317"/>
-      </w:pPr>
+      <w:pPr/>
       <w:r>
-        <w:t xml:space="preserve">3. </w:t>
-      </w:r>
-      <w:r>
-        <w:t>Verify the Payload mass and starting environment.</w:t>
+        <w:t>3.  Verify the payload mass.</w:t>
       </w:r>
     </w:p>
     <w:p>
-      <w:pPr>
-        <w:spacing w:after="40"/>
-        <w:ind w:left="403" w:hanging="317"/>
-      </w:pPr>
+      <w:pPr/>
       <w:r>
-        <w:t>4. Design the uppermost stage, choosing Engines &amp; Tanks or Subassemblies as appropriate.</w:t>
+        <w:t>4.  Start with the last mission line at the top of the mission sidebar.</w:t>
       </w:r>
     </w:p>
     <w:p>
-      <w:pPr>
-        <w:spacing w:after="40"/>
-        <w:ind w:left="403" w:hanging="317"/>
-      </w:pPr>
+      <w:pPr/>
       <w:r>
-        <w:t>5. For Engines &amp; Tanks select the engine/tanks and click Done; for Subassemblies add the required subassemblies/counts/decouplers and save the stage.</w:t>
+        <w:t>5.  Click that line to create its matching Engines &amp; Tanks or Subassemblies stage.</w:t>
       </w:r>
     </w:p>
     <w:p>
-      <w:pPr>
-        <w:spacing w:after="40"/>
-        <w:ind w:left="403" w:hanging="317"/>
-      </w:pPr>
+      <w:pPr/>
       <w:r>
-        <w:t xml:space="preserve">6. </w:t>
-      </w:r>
-      <w:r>
-        <w:t>Create the next stage below it.</w:t>
+        <w:t>6.  For propulsion stages, Calculate, choose the engine and tank set, add them to the stage, and click Done.</w:t>
       </w:r>
     </w:p>
     <w:p>
-      <w:pPr>
-        <w:spacing w:after="40"/>
-        <w:ind w:left="403" w:hanging="317"/>
-      </w:pPr>
+      <w:pPr/>
       <w:r>
-        <w:t xml:space="preserve">7. </w:t>
-      </w:r>
-      <w:r>
-        <w:t>Let VesselPlanner carry forward the mass of everything above.</w:t>
+        <w:t>7.  Continue downward through earlier mission steps as VesselPlanner accumulates the wet mass above.</w:t>
       </w:r>
     </w:p>
     <w:p>
-      <w:pPr>
-        <w:spacing w:after="40"/>
-        <w:ind w:left="403" w:hanging="317"/>
-      </w:pPr>
+      <w:pPr/>
       <w:r>
-        <w:t xml:space="preserve">8. </w:t>
-      </w:r>
-      <w:r>
-        <w:t>Repeat until the launch stage is complete.</w:t>
+        <w:t>8.  Add any additional structural stages that are not represented by mission steps.</w:t>
       </w:r>
     </w:p>
     <w:p>
-      <w:pPr>
-        <w:spacing w:after="40"/>
-        <w:ind w:left="403" w:hanging="317"/>
-      </w:pPr>
+      <w:pPr/>
       <w:r>
-        <w:t xml:space="preserve">9. </w:t>
-      </w:r>
-      <w:r>
-        <w:t>Save the plan.</w:t>
-      </w:r>
-    </w:p>
-    <w:p>
-      <w:pPr>
-        <w:spacing w:after="40"/>
-        <w:ind w:left="403" w:hanging="317"/>
-      </w:pPr>
-      <w:r>
-        <w:t xml:space="preserve">10. </w:t>
-      </w:r>
-      <w:r>
-        <w:t>Finalize it and use the result as a build list in the VAB or SPH.</w:t>
+        <w:t>9.  Save the Stage-by-Stage plan, then Finalize and build the vessel in the editor.</w:t>
       </w:r>
     </w:p>
     <w:p>
       <w:pPr>
         <w:pStyle w:val="Heading1"/>
         <w:keepNext/>
-        <w:keepLines/>
       </w:pPr>
       <w:r>
-        <w:t>17. Tips</w:t>
+        <w:t>17. Recommended Standalone Workflow</w:t>
+      </w:r>
+    </w:p>
+    <w:p>
+      <w:pPr/>
+      <w:r>
+        <w:t>1.  Build or determine the payload mass.</w:t>
+      </w:r>
+    </w:p>
+    <w:p>
+      <w:pPr/>
+      <w:r>
+        <w:t>2.  Open Stage-by-Stage and verify Payload and Starting body.</w:t>
+      </w:r>
+    </w:p>
+    <w:p>
+      <w:pPr/>
+      <w:r>
+        <w:t>3.  Create the uppermost stage, choosing Engines &amp; Tanks or Subassemblies.</w:t>
+      </w:r>
+    </w:p>
+    <w:p>
+      <w:pPr/>
+      <w:r>
+        <w:t>4.  Finish that stage completely.</w:t>
+      </w:r>
+    </w:p>
+    <w:p>
+      <w:pPr/>
+      <w:r>
+        <w:t>5.  Create the next lower stage and verify Previous stages mass.</w:t>
+      </w:r>
+    </w:p>
+    <w:p>
+      <w:pPr/>
+      <w:r>
+        <w:t>6.  Repeat until the launch/booster stage is complete.</w:t>
+      </w:r>
+    </w:p>
+    <w:p>
+      <w:pPr/>
+      <w:r>
+        <w:t>7.  Save, Finalize, and use the result as a VAB/SPH build list.</w:t>
       </w:r>
     </w:p>
     <w:p>
       <w:pPr>
-        <w:spacing w:after="40"/>
+        <w:pStyle w:val="Heading1"/>
+        <w:keepNext/>
       </w:pPr>
+      <w:r>
+        <w:t>18. Tips and Troubleshooting</w:t>
+      </w:r>
+    </w:p>
+    <w:p>
       <w:r>
         <w:rPr>
           <w:b/>
-          <w:sz w:val="20"/>
         </w:rPr>
-        <w:t xml:space="preserve">Design from top to bottom. </w:t>
+        <w:t xml:space="preserve">Design top to bottom. </w:t>
       </w:r>
       <w:r>
-        <w:rPr>
-          <w:sz w:val="20"/>
-        </w:rPr>
-        <w:t>Stage 1 is directly under the original payload. Each new stage goes underneath the stages already planned.</w:t>
+        <w:t>Stage 1 is directly under the payload. Each new stage goes underneath everything already planned.</w:t>
       </w:r>
     </w:p>
     <w:p>
-      <w:pPr>
-        <w:spacing w:after="40"/>
-      </w:pPr>
       <w:r>
         <w:rPr>
           <w:b/>
-          <w:sz w:val="20"/>
         </w:rPr>
         <w:t xml:space="preserve">Use realistic TWR requirements. </w:t>
       </w:r>
       <w:r>
-        <w:rPr>
-          <w:sz w:val="20"/>
-        </w:rPr>
-        <w:t>Very high minimum TWR can eliminate useful engines or force unnecessarily large engine clusters.</w:t>
+        <w:t>Very high minimum TWR can eliminate otherwise useful engines or force heavy clusters.</w:t>
       </w:r>
     </w:p>
     <w:p>
-      <w:pPr>
-        <w:spacing w:after="40"/>
-      </w:pPr>
-      <w:r>
-        <w:rPr>
-          <w:b/>
-          <w:sz w:val="20"/>
-        </w:rPr>
-      </w:r>
-      <w:r>
-        <w:rPr>
-          <w:sz w:val="20"/>
-        </w:rPr>
-      </w:r>
       <w:r>
         <w:rPr>
           <w:b/>
@@ -2002,85 +1606,68 @@
         <w:t xml:space="preserve">Use bulkhead profiles. </w:t>
       </w:r>
       <w:r>
-        <w:t>They keep engine and tank choices mechanically compatible. Mixed tank sets use no more than three tank types, all sharing one profile.</w:t>
+        <w:t>They keep engine and tank choices mechanically compatible. Mixed tank sets use no more than three tank types and share one profile.</w:t>
       </w:r>
     </w:p>
     <w:p>
-      <w:pPr>
-        <w:spacing w:after="40"/>
-      </w:pPr>
       <w:r>
-        <w:t>Include significant unlisted mass. Use Additional Cargo Mass for structural or utility hardware that belongs to an Engines &amp; Tanks stage but is not otherwise represented. Hardware intentionally modeled as a Subassemblies mission step belongs in its own Subassemblies stage instead of being entered again as cargo.</w:t>
+        <w:rPr>
+          <w:b/>
+        </w:rPr>
+        <w:t xml:space="preserve">Do not double-count hardware. </w:t>
+      </w:r>
+      <w:r>
+        <w:t>Use Additional Cargo Mass only for hardware belonging to an Engines &amp; Tanks stage that is not otherwise represented. Hardware intentionally modeled as a Subassemblies step/stage should not be entered again as cargo.</w:t>
       </w:r>
     </w:p>
     <w:p>
-      <w:pPr>
-        <w:spacing w:after="40"/>
-      </w:pPr>
-      <w:r/>
       <w:r>
-        <w:t>Consider decouplers and layout. Engines &amp; Tanks can add a stage separator and save Side Boosters/Core burns too/Radial decouplers; Subassemblies can add per-copy separators.</w:t>
+        <w:rPr>
+          <w:b/>
+        </w:rPr>
+        <w:t xml:space="preserve">Consider decouplers and layout. </w:t>
+      </w:r>
+      <w:r>
+        <w:t>Engines &amp; Tanks can add a stage separator and record side-booster layout flags; Subassemblies can add a separator per copy.</w:t>
       </w:r>
     </w:p>
     <w:p>
-      <w:pPr>
-        <w:spacing w:after="40"/>
-      </w:pPr>
       <w:r>
         <w:rPr>
           <w:b/>
-          <w:sz w:val="20"/>
         </w:rPr>
-        <w:t xml:space="preserve">Review later stages after edits. </w:t>
+        <w:t xml:space="preserve">Review lower stages after edits. </w:t>
       </w:r>
       <w:r>
-        <w:rPr>
-          <w:sz w:val="20"/>
-        </w:rPr>
-        <w:t>A change to an earlier stage changes the mass carried by every stage below it.</w:t>
+        <w:t>Changing an upper stage changes what every lower stage must carry.</w:t>
       </w:r>
     </w:p>
     <w:p>
-      <w:pPr>
-        <w:spacing w:after="40"/>
-      </w:pPr>
       <w:r>
         <w:rPr>
           <w:b/>
-          <w:sz w:val="20"/>
         </w:rPr>
         <w:t xml:space="preserve">Save during design. </w:t>
       </w:r>
       <w:r>
-        <w:rPr>
-          <w:sz w:val="20"/>
-        </w:rPr>
         <w:t>A saved work-in-progress is easier to recover than an unsaved plan.</w:t>
       </w:r>
     </w:p>
     <w:p>
-      <w:pPr>
-        <w:spacing w:after="40"/>
-      </w:pPr>
       <w:r>
         <w:rPr>
           <w:b/>
-          <w:sz w:val="20"/>
         </w:rPr>
-        <w:t xml:space="preserve">No bulkhead selection means unrestricted. </w:t>
+        <w:t xml:space="preserve">No profile means unrestricted. </w:t>
       </w:r>
       <w:r>
-        <w:rPr>
-          <w:sz w:val="20"/>
-        </w:rPr>
-        <w:t>If expected parts are missing, first check whether the selected profiles are filtering them out.</w:t>
+        <w:t>If expected engines or tanks are missing, verify bulkhead and text filters first.</w:t>
       </w:r>
     </w:p>
     <w:p>
       <w:pPr>
         <w:pStyle w:val="Heading1"/>
         <w:keepNext/>
-        <w:keepLines/>
       </w:pPr>
       <w:r>
         <w:t>Summary</w:t>
@@ -2088,24 +1675,34 @@
     </w:p>
     <w:p>
       <w:r>
-        <w:t>Stage-by-Stage mode follows one repeating cycle:</w:t>
+        <w:t>Stage-by-Stage repeats one of two cycles:</w:t>
       </w:r>
     </w:p>
     <w:p>
       <w:pPr>
-        <w:spacing w:before="160" w:after="160"/>
         <w:jc w:val="center"/>
       </w:pPr>
       <w:r>
-        <w:t>Engines &amp; Tanks: Define Stage → Calculate → Select Engine → Select Tank → Add to Plan → Done → New Stage</w:t>
-        <w:br/>
-        <w:t>Subassemblies: Define Stage → Add Subassemblies/Counts/Decouplers → Add Stage → New Stage</w:t>
+        <w:rPr>
+          <w:b/>
+        </w:rPr>
+        <w:t>Engines &amp; Tanks: Define → Calculate → Select Engine → Select Tank Set → Add → Done</w:t>
       </w:r>
     </w:p>
     <w:p>
-      <w:r/>
+      <w:pPr>
+        <w:jc w:val="center"/>
+      </w:pPr>
       <w:r>
-        <w:t>VesselPlanner automatically carries each completed upper stage's mass into the stage below it.</w:t>
+        <w:rPr>
+          <w:b/>
+        </w:rPr>
+        <w:t>Subassemblies: Define → Add Saved Assemblies / Counts / Decouplers → Add or Save Stage</w:t>
+      </w:r>
+    </w:p>
+    <w:p>
+      <w:r>
+        <w:t>VesselPlanner then carries the completed mass of every upper stage into the next stage below it.</w:t>
       </w:r>
     </w:p>
     <w:sectPr>
@@ -2132,7 +1729,15 @@
       <w:jc w:val="center"/>
     </w:pPr>
     <w:r>
-      <w:t xml:space="preserve">VesselPlanner 0.7.43  |  Page </w:t>
+      <w:rPr>
+        <w:sz w:val="17"/>
+      </w:rPr>
+      <w:t xml:space="preserve">VesselPlanner 0.7.74  |  Page </w:t>
+    </w:r>
+    <w:r>
+      <w:fldChar w:fldCharType="begin"/>
+      <w:instrText xml:space="preserve"> PAGE </w:instrText>
+      <w:fldChar w:fldCharType="end"/>
     </w:r>
   </w:p>
 </w:ftr>
@@ -2167,7 +1772,7 @@
     </w:pPr>
     <w:r>
       <w:rPr>
-        <w:color w:val="6E6E6E"/>
+        <w:color w:val="5A5A5A"/>
         <w:sz w:val="17"/>
       </w:rPr>
       <w:t>VesselPlanner | Stage-by-Stage Mode</w:t>
